--- a/.DOWNLOAD_HERE/Sonic V47 Manual.docx
+++ b/.DOWNLOAD_HERE/Sonic V47 Manual.docx
@@ -1436,6 +1436,7 @@
     <w:p>
       <w:pPr>
         <w:pStyle w:val="Titre2"/>
+        <w:pageBreakBefore/>
         <w:rPr>
           <w:rFonts w:eastAsia="Times New Roman"/>
           <w:lang w:val="en-US"/>
@@ -1446,28 +1447,139 @@
           <w:rFonts w:eastAsia="Times New Roman"/>
           <w:lang w:val="en-US"/>
         </w:rPr>
-        <w:t xml:space="preserve">FREQUENCY OR </w:t>
-      </w:r>
-      <w:r>
-        <w:rPr>
-          <w:lang w:val="en-US"/>
-        </w:rPr>
-        <w:t>LIST</w:t>
-      </w:r>
-      <w:r>
-        <w:rPr>
-          <w:rFonts w:eastAsia="Times New Roman"/>
-          <w:lang w:val="en-US"/>
-        </w:rPr>
-        <w:t xml:space="preserve"> SCANNING IN MR/VFO MODES</w:t>
-      </w:r>
-    </w:p>
-    <w:p>
-      <w:pPr>
-        <w:rPr>
-          <w:lang w:val="en-US"/>
-        </w:rPr>
-      </w:pPr>
+        <w:lastRenderedPageBreak/>
+        <w:t>OPERATION IN SPECTRUM MODES</w:t>
+      </w:r>
+    </w:p>
+    <w:p>
+      <w:pPr>
+        <w:pStyle w:val="Standard"/>
+        <w:autoSpaceDE w:val="0"/>
+        <w:spacing w:after="160" w:line="259" w:lineRule="atLeast"/>
+        <w:rPr>
+          <w:rFonts w:ascii="Arial" w:eastAsia="Times New Roman" w:hAnsi="Arial" w:cs="Arial"/>
+          <w:lang w:val="en-US"/>
+        </w:rPr>
+      </w:pPr>
+      <w:r>
+        <w:rPr>
+          <w:rFonts w:ascii="Arial" w:eastAsia="Times New Roman" w:hAnsi="Arial" w:cs="Arial"/>
+          <w:lang w:val="en-US"/>
+        </w:rPr>
+        <w:t xml:space="preserve">Now the </w:t>
+      </w:r>
+      <w:r>
+        <w:rPr>
+          <w:rFonts w:ascii="Arial" w:eastAsia="Times New Roman" w:hAnsi="Arial" w:cs="Arial"/>
+          <w:lang w:val="en-US"/>
+        </w:rPr>
+        <w:t>scan</w:t>
+      </w:r>
+      <w:r>
+        <w:rPr>
+          <w:rFonts w:ascii="Arial" w:eastAsia="Times New Roman" w:hAnsi="Arial" w:cs="Arial"/>
+          <w:lang w:val="en-US"/>
+        </w:rPr>
+        <w:t xml:space="preserve"> is </w:t>
+      </w:r>
+      <w:r>
+        <w:rPr>
+          <w:rFonts w:ascii="Arial" w:eastAsia="Times New Roman" w:hAnsi="Arial" w:cs="Arial"/>
+          <w:lang w:val="en-US"/>
+        </w:rPr>
+        <w:t>interlaced</w:t>
+      </w:r>
+      <w:r>
+        <w:rPr>
+          <w:rFonts w:ascii="Arial" w:eastAsia="Times New Roman" w:hAnsi="Arial" w:cs="Arial"/>
+          <w:lang w:val="en-US"/>
+        </w:rPr>
+        <w:t xml:space="preserve">: the step is minimal 25k and the spectrum is swept with different start frequencies to cover all the frequencies. </w:t>
+      </w:r>
+    </w:p>
+    <w:p>
+      <w:pPr>
+        <w:pStyle w:val="Standard"/>
+        <w:autoSpaceDE w:val="0"/>
+        <w:spacing w:after="160" w:line="259" w:lineRule="atLeast"/>
+        <w:rPr>
+          <w:rFonts w:ascii="Arial" w:eastAsia="Times New Roman" w:hAnsi="Arial" w:cs="Arial"/>
+          <w:lang w:val="en-US"/>
+        </w:rPr>
+      </w:pPr>
+      <w:r>
+        <w:rPr>
+          <w:rFonts w:ascii="Arial" w:eastAsia="Times New Roman" w:hAnsi="Arial" w:cs="Arial"/>
+          <w:lang w:val="en-US"/>
+        </w:rPr>
+        <w:t xml:space="preserve">For </w:t>
+      </w:r>
+      <w:proofErr w:type="gramStart"/>
+      <w:r>
+        <w:rPr>
+          <w:rFonts w:ascii="Arial" w:eastAsia="Times New Roman" w:hAnsi="Arial" w:cs="Arial"/>
+          <w:lang w:val="en-US"/>
+        </w:rPr>
+        <w:t>example</w:t>
+      </w:r>
+      <w:proofErr w:type="gramEnd"/>
+      <w:r>
+        <w:rPr>
+          <w:rFonts w:ascii="Arial" w:eastAsia="Times New Roman" w:hAnsi="Arial" w:cs="Arial"/>
+          <w:lang w:val="en-US"/>
+        </w:rPr>
+        <w:t xml:space="preserve"> 125.100, </w:t>
+      </w:r>
+      <w:proofErr w:type="gramStart"/>
+      <w:r>
+        <w:rPr>
+          <w:rFonts w:ascii="Arial" w:eastAsia="Times New Roman" w:hAnsi="Arial" w:cs="Arial"/>
+          <w:lang w:val="en-US"/>
+        </w:rPr>
+        <w:t>125.125,…</w:t>
+      </w:r>
+      <w:proofErr w:type="gramEnd"/>
+      <w:r>
+        <w:rPr>
+          <w:rFonts w:ascii="Arial" w:eastAsia="Times New Roman" w:hAnsi="Arial" w:cs="Arial"/>
+          <w:lang w:val="en-US"/>
+        </w:rPr>
+        <w:t xml:space="preserve"> then 125.10833,125.133333…then 125.11666,125.3666…</w:t>
+      </w:r>
+    </w:p>
+    <w:p>
+      <w:pPr>
+        <w:pStyle w:val="Standard"/>
+        <w:autoSpaceDE w:val="0"/>
+        <w:spacing w:after="160" w:line="259" w:lineRule="atLeast"/>
+        <w:rPr>
+          <w:rFonts w:ascii="Arial" w:hAnsi="Arial" w:cs="Arial"/>
+          <w:lang w:val="en-US"/>
+        </w:rPr>
+      </w:pPr>
+      <w:r>
+        <w:rPr>
+          <w:rFonts w:ascii="Arial" w:hAnsi="Arial" w:cs="Arial"/>
+          <w:lang w:val="en-US"/>
+        </w:rPr>
+        <w:t xml:space="preserve">This </w:t>
+      </w:r>
+      <w:proofErr w:type="gramStart"/>
+      <w:r>
+        <w:rPr>
+          <w:rFonts w:ascii="Arial" w:hAnsi="Arial" w:cs="Arial"/>
+          <w:lang w:val="en-US"/>
+        </w:rPr>
+        <w:t>to</w:t>
+      </w:r>
+      <w:proofErr w:type="gramEnd"/>
+      <w:r>
+        <w:rPr>
+          <w:rFonts w:ascii="Arial" w:hAnsi="Arial" w:cs="Arial"/>
+          <w:lang w:val="en-US"/>
+        </w:rPr>
+        <w:t xml:space="preserve"> improve detection.</w:t>
+      </w:r>
     </w:p>
     <w:p>
       <w:pPr>
@@ -1477,16 +1589,18 @@
         <w:ind w:firstLine="708"/>
         <w:jc w:val="both"/>
         <w:rPr>
-          <w:lang w:val="en-US"/>
-        </w:rPr>
-      </w:pPr>
-      <w:r>
-        <w:rPr>
-          <w:rFonts w:ascii="Arial" w:eastAsia="Times New Roman" w:hAnsi="Arial" w:cs="Times New Roman"/>
-          <w:color w:val="000000"/>
-          <w:lang w:val="en-US"/>
-        </w:rPr>
-        <w:t xml:space="preserve">In MR (Channel) and VFO (frequency) modes, you can scan by channel or by frequency range with a set step. To scan in frequency mode, </w:t>
+          <w:rFonts w:ascii="Arial" w:eastAsia="Times New Roman" w:hAnsi="Arial" w:cs="Times New Roman"/>
+          <w:color w:val="000000"/>
+          <w:lang w:val="en-US"/>
+        </w:rPr>
+      </w:pPr>
+      <w:r>
+        <w:rPr>
+          <w:rFonts w:ascii="Arial" w:eastAsia="Times New Roman" w:hAnsi="Arial" w:cs="Times New Roman"/>
+          <w:color w:val="000000"/>
+          <w:lang w:val="en-US"/>
+        </w:rPr>
+        <w:t xml:space="preserve">Different types of </w:t>
       </w:r>
       <w:proofErr w:type="gramStart"/>
       <w:r>
@@ -1495,7 +1609,7 @@
           <w:color w:val="000000"/>
           <w:lang w:val="en-US"/>
         </w:rPr>
-        <w:t>press  the</w:t>
+        <w:t>spectrum</w:t>
       </w:r>
       <w:proofErr w:type="gramEnd"/>
       <w:r>
@@ -1504,227 +1618,7 @@
           <w:color w:val="000000"/>
           <w:lang w:val="en-US"/>
         </w:rPr>
-        <w:t xml:space="preserve"> </w:t>
-      </w:r>
-      <w:r>
-        <w:rPr>
-          <w:rFonts w:ascii="Arial" w:eastAsia="Times New Roman" w:hAnsi="Arial" w:cs="Times New Roman"/>
-          <w:b/>
-          <w:bCs/>
-          <w:color w:val="000000"/>
-          <w:lang w:val="en-US"/>
-        </w:rPr>
-        <w:t>*</w:t>
-      </w:r>
-      <w:r>
-        <w:rPr>
-          <w:rFonts w:ascii="Arial" w:eastAsia="Times New Roman" w:hAnsi="Arial" w:cs="Times New Roman"/>
-          <w:color w:val="000000"/>
-          <w:lang w:val="en-US"/>
-        </w:rPr>
-        <w:t xml:space="preserve"> </w:t>
-      </w:r>
-      <w:proofErr w:type="gramStart"/>
-      <w:r>
-        <w:rPr>
-          <w:rFonts w:ascii="Arial" w:eastAsia="Times New Roman" w:hAnsi="Arial" w:cs="Times New Roman"/>
-          <w:color w:val="000000"/>
-          <w:lang w:val="en-US"/>
-        </w:rPr>
-        <w:t>button,  this</w:t>
-      </w:r>
-      <w:proofErr w:type="gramEnd"/>
-      <w:r>
-        <w:rPr>
-          <w:rFonts w:ascii="Arial" w:eastAsia="Times New Roman" w:hAnsi="Arial" w:cs="Times New Roman"/>
-          <w:color w:val="000000"/>
-          <w:lang w:val="en-US"/>
-        </w:rPr>
-        <w:t xml:space="preserve"> will start the scan. In channel mode, the </w:t>
-      </w:r>
-      <w:r>
-        <w:rPr>
-          <w:rFonts w:ascii="Arial" w:eastAsia="Times New Roman" w:hAnsi="Arial" w:cs="Times New Roman"/>
-          <w:b/>
-          <w:bCs/>
-          <w:color w:val="000000"/>
-          <w:lang w:val="en-US"/>
-        </w:rPr>
-        <w:t>*</w:t>
-      </w:r>
-      <w:r>
-        <w:rPr>
-          <w:rFonts w:ascii="Arial" w:eastAsia="Times New Roman" w:hAnsi="Arial" w:cs="Times New Roman"/>
-          <w:color w:val="000000"/>
-          <w:lang w:val="en-US"/>
-        </w:rPr>
-        <w:t xml:space="preserve"> </w:t>
-      </w:r>
-      <w:proofErr w:type="gramStart"/>
-      <w:r>
-        <w:rPr>
-          <w:rFonts w:ascii="Arial" w:eastAsia="Times New Roman" w:hAnsi="Arial" w:cs="Times New Roman"/>
-          <w:color w:val="000000"/>
-          <w:lang w:val="en-US"/>
-        </w:rPr>
-        <w:t>button  changes</w:t>
-      </w:r>
-      <w:proofErr w:type="gramEnd"/>
-      <w:r>
-        <w:rPr>
-          <w:rFonts w:ascii="Arial" w:eastAsia="Times New Roman" w:hAnsi="Arial" w:cs="Times New Roman"/>
-          <w:color w:val="000000"/>
-          <w:lang w:val="en-US"/>
-        </w:rPr>
-        <w:t xml:space="preserve"> the scan lists. You can also change the lists by simply entering numbers from the keyboard. </w:t>
-      </w:r>
-    </w:p>
-    <w:p>
-      <w:pPr>
-        <w:pStyle w:val="Titre2"/>
-        <w:pageBreakBefore/>
-        <w:rPr>
-          <w:rFonts w:eastAsia="Times New Roman"/>
-          <w:lang w:val="en-US"/>
-        </w:rPr>
-      </w:pPr>
-      <w:r>
-        <w:rPr>
-          <w:rFonts w:eastAsia="Times New Roman"/>
-          <w:lang w:val="en-US"/>
-        </w:rPr>
-        <w:lastRenderedPageBreak/>
-        <w:t>OPERATION IN SPECTRUM MODES</w:t>
-      </w:r>
-    </w:p>
-    <w:p>
-      <w:pPr>
-        <w:pStyle w:val="Standard"/>
-        <w:autoSpaceDE w:val="0"/>
-        <w:spacing w:after="160" w:line="259" w:lineRule="atLeast"/>
-        <w:rPr>
-          <w:rFonts w:ascii="Arial" w:eastAsia="Times New Roman" w:hAnsi="Arial" w:cs="Arial"/>
-          <w:lang w:val="en-US"/>
-        </w:rPr>
-      </w:pPr>
-      <w:r>
-        <w:rPr>
-          <w:rFonts w:ascii="Arial" w:eastAsia="Times New Roman" w:hAnsi="Arial" w:cs="Arial"/>
-          <w:lang w:val="en-US"/>
-        </w:rPr>
-        <w:t xml:space="preserve">Now the </w:t>
-      </w:r>
-      <w:r>
-        <w:rPr>
-          <w:rFonts w:ascii="Arial" w:eastAsia="Times New Roman" w:hAnsi="Arial" w:cs="Arial"/>
-          <w:lang w:val="en-US"/>
-        </w:rPr>
-        <w:t>scan</w:t>
-      </w:r>
-      <w:r>
-        <w:rPr>
-          <w:rFonts w:ascii="Arial" w:eastAsia="Times New Roman" w:hAnsi="Arial" w:cs="Arial"/>
-          <w:lang w:val="en-US"/>
-        </w:rPr>
-        <w:t xml:space="preserve"> is </w:t>
-      </w:r>
-      <w:r>
-        <w:rPr>
-          <w:rFonts w:ascii="Arial" w:eastAsia="Times New Roman" w:hAnsi="Arial" w:cs="Arial"/>
-          <w:lang w:val="en-US"/>
-        </w:rPr>
-        <w:t>interlaced</w:t>
-      </w:r>
-      <w:r>
-        <w:rPr>
-          <w:rFonts w:ascii="Arial" w:eastAsia="Times New Roman" w:hAnsi="Arial" w:cs="Arial"/>
-          <w:lang w:val="en-US"/>
-        </w:rPr>
-        <w:t xml:space="preserve">: the step is minimal 25k and the spectrum is swept with different start frequencies to cover all the frequencies. </w:t>
-      </w:r>
-    </w:p>
-    <w:p>
-      <w:pPr>
-        <w:pStyle w:val="Standard"/>
-        <w:autoSpaceDE w:val="0"/>
-        <w:spacing w:after="160" w:line="259" w:lineRule="atLeast"/>
-        <w:rPr>
-          <w:rFonts w:ascii="Arial" w:eastAsia="Times New Roman" w:hAnsi="Arial" w:cs="Arial"/>
-          <w:lang w:val="en-US"/>
-        </w:rPr>
-      </w:pPr>
-      <w:r>
-        <w:rPr>
-          <w:rFonts w:ascii="Arial" w:eastAsia="Times New Roman" w:hAnsi="Arial" w:cs="Arial"/>
-          <w:lang w:val="en-US"/>
-        </w:rPr>
-        <w:t xml:space="preserve">For </w:t>
-      </w:r>
-      <w:proofErr w:type="gramStart"/>
-      <w:r>
-        <w:rPr>
-          <w:rFonts w:ascii="Arial" w:eastAsia="Times New Roman" w:hAnsi="Arial" w:cs="Arial"/>
-          <w:lang w:val="en-US"/>
-        </w:rPr>
-        <w:t>example</w:t>
-      </w:r>
-      <w:proofErr w:type="gramEnd"/>
-      <w:r>
-        <w:rPr>
-          <w:rFonts w:ascii="Arial" w:eastAsia="Times New Roman" w:hAnsi="Arial" w:cs="Arial"/>
-          <w:lang w:val="en-US"/>
-        </w:rPr>
-        <w:t xml:space="preserve"> 125.100, </w:t>
-      </w:r>
-      <w:proofErr w:type="gramStart"/>
-      <w:r>
-        <w:rPr>
-          <w:rFonts w:ascii="Arial" w:eastAsia="Times New Roman" w:hAnsi="Arial" w:cs="Arial"/>
-          <w:lang w:val="en-US"/>
-        </w:rPr>
-        <w:t>125.125,…</w:t>
-      </w:r>
-      <w:proofErr w:type="gramEnd"/>
-      <w:r>
-        <w:rPr>
-          <w:rFonts w:ascii="Arial" w:eastAsia="Times New Roman" w:hAnsi="Arial" w:cs="Arial"/>
-          <w:lang w:val="en-US"/>
-        </w:rPr>
-        <w:t xml:space="preserve"> then 125.10833,125.133333…then 125.11666,125.3666…</w:t>
-      </w:r>
-    </w:p>
-    <w:p>
-      <w:pPr>
-        <w:pStyle w:val="Standard"/>
-        <w:autoSpaceDE w:val="0"/>
-        <w:spacing w:after="160" w:line="259" w:lineRule="atLeast"/>
-        <w:rPr>
-          <w:rFonts w:ascii="Arial" w:hAnsi="Arial" w:cs="Arial"/>
-          <w:lang w:val="en-US"/>
-        </w:rPr>
-      </w:pPr>
-      <w:r>
-        <w:rPr>
-          <w:rFonts w:ascii="Arial" w:hAnsi="Arial" w:cs="Arial"/>
-          <w:lang w:val="en-US"/>
-        </w:rPr>
-        <w:t xml:space="preserve">This </w:t>
-      </w:r>
-      <w:proofErr w:type="gramStart"/>
-      <w:r>
-        <w:rPr>
-          <w:rFonts w:ascii="Arial" w:hAnsi="Arial" w:cs="Arial"/>
-          <w:lang w:val="en-US"/>
-        </w:rPr>
-        <w:t>to</w:t>
-      </w:r>
-      <w:proofErr w:type="gramEnd"/>
-      <w:r>
-        <w:rPr>
-          <w:rFonts w:ascii="Arial" w:hAnsi="Arial" w:cs="Arial"/>
-          <w:lang w:val="en-US"/>
-        </w:rPr>
-        <w:t xml:space="preserve"> improve detection.</w:t>
+        <w:t xml:space="preserve"> are called by the quick buttons </w:t>
       </w:r>
     </w:p>
     <w:p>
@@ -1743,28 +1637,91 @@
       <w:r>
         <w:rPr>
           <w:rFonts w:ascii="Arial" w:eastAsia="Times New Roman" w:hAnsi="Arial" w:cs="Times New Roman"/>
-          <w:color w:val="000000"/>
-          <w:lang w:val="en-US"/>
-        </w:rPr>
-        <w:t xml:space="preserve">Different types of </w:t>
-      </w:r>
-      <w:proofErr w:type="gramStart"/>
-      <w:r>
-        <w:rPr>
-          <w:rFonts w:ascii="Arial" w:eastAsia="Times New Roman" w:hAnsi="Arial" w:cs="Times New Roman"/>
-          <w:color w:val="000000"/>
-          <w:lang w:val="en-US"/>
-        </w:rPr>
-        <w:t>spectrum</w:t>
-      </w:r>
-      <w:proofErr w:type="gramEnd"/>
-      <w:r>
-        <w:rPr>
-          <w:rFonts w:ascii="Arial" w:eastAsia="Times New Roman" w:hAnsi="Arial" w:cs="Times New Roman"/>
-          <w:color w:val="000000"/>
-          <w:lang w:val="en-US"/>
-        </w:rPr>
-        <w:t xml:space="preserve"> are called by the quick buttons </w:t>
+          <w:b/>
+          <w:bCs/>
+          <w:color w:val="000000"/>
+          <w:lang w:val="en-US"/>
+        </w:rPr>
+        <w:t>F6</w:t>
+      </w:r>
+      <w:r>
+        <w:rPr>
+          <w:rFonts w:ascii="Arial" w:eastAsia="Times New Roman" w:hAnsi="Arial" w:cs="Times New Roman"/>
+          <w:b/>
+          <w:bCs/>
+          <w:color w:val="000000"/>
+          <w:lang w:val="en-US"/>
+        </w:rPr>
+        <w:t xml:space="preserve"> -</w:t>
+      </w:r>
+      <w:r>
+        <w:rPr>
+          <w:rFonts w:ascii="Arial" w:eastAsia="Times New Roman" w:hAnsi="Arial" w:cs="Times New Roman"/>
+          <w:b/>
+          <w:bCs/>
+          <w:color w:val="000000"/>
+          <w:lang w:val="en-US"/>
+        </w:rPr>
+        <w:t xml:space="preserve"> </w:t>
+      </w:r>
+      <w:r>
+        <w:rPr>
+          <w:rFonts w:ascii="Arial" w:eastAsia="Times New Roman" w:hAnsi="Arial" w:cs="Times New Roman"/>
+          <w:color w:val="000000"/>
+          <w:highlight w:val="cyan"/>
+          <w:lang w:val="en-US"/>
+        </w:rPr>
+        <w:t>Range</w:t>
+      </w:r>
+      <w:r>
+        <w:rPr>
+          <w:rFonts w:ascii="Arial" w:eastAsia="Times New Roman" w:hAnsi="Arial" w:cs="Times New Roman"/>
+          <w:color w:val="000000"/>
+          <w:lang w:val="en-US"/>
+        </w:rPr>
+        <w:t xml:space="preserve">, </w:t>
+      </w:r>
+      <w:r>
+        <w:rPr>
+          <w:rFonts w:ascii="Arial" w:eastAsia="Times New Roman" w:hAnsi="Arial" w:cs="Times New Roman"/>
+          <w:color w:val="000000"/>
+          <w:lang w:val="en-US"/>
+        </w:rPr>
+        <w:t xml:space="preserve">Freq start, stop </w:t>
+      </w:r>
+      <w:r>
+        <w:rPr>
+          <w:rFonts w:ascii="Arial" w:eastAsia="Times New Roman" w:hAnsi="Arial" w:cs="Times New Roman"/>
+          <w:color w:val="000000"/>
+          <w:lang w:val="en-US"/>
+        </w:rPr>
+        <w:t xml:space="preserve">and step set in </w:t>
+      </w:r>
+      <w:r>
+        <w:rPr>
+          <w:rFonts w:ascii="Arial" w:eastAsia="Times New Roman" w:hAnsi="Arial" w:cs="Times New Roman"/>
+          <w:b/>
+          <w:bCs/>
+          <w:color w:val="000000"/>
+          <w:lang w:val="en-US"/>
+        </w:rPr>
+        <w:t>[5]</w:t>
+      </w:r>
+      <w:r>
+        <w:rPr>
+          <w:rFonts w:ascii="Arial" w:eastAsia="Times New Roman" w:hAnsi="Arial" w:cs="Times New Roman"/>
+          <w:color w:val="000000"/>
+          <w:lang w:val="en-US"/>
+        </w:rPr>
+        <w:t xml:space="preserve"> menu</w:t>
+      </w:r>
+      <w:r>
+        <w:rPr>
+          <w:rFonts w:ascii="Arial" w:eastAsia="Times New Roman" w:hAnsi="Arial" w:cs="Times New Roman"/>
+          <w:color w:val="000000"/>
+          <w:lang w:val="en-US"/>
+        </w:rPr>
+        <w:t>.</w:t>
       </w:r>
     </w:p>
     <w:p>
@@ -1783,123 +1740,10 @@
       <w:r>
         <w:rPr>
           <w:rFonts w:ascii="Arial" w:eastAsia="Times New Roman" w:hAnsi="Arial" w:cs="Times New Roman"/>
-          <w:b/>
-          <w:bCs/>
-          <w:color w:val="000000"/>
-          <w:lang w:val="en-US"/>
-        </w:rPr>
-        <w:t>F6</w:t>
-      </w:r>
-      <w:r>
-        <w:rPr>
-          <w:rFonts w:ascii="Arial" w:eastAsia="Times New Roman" w:hAnsi="Arial" w:cs="Times New Roman"/>
-          <w:b/>
-          <w:bCs/>
-          <w:color w:val="000000"/>
-          <w:lang w:val="en-US"/>
-        </w:rPr>
-        <w:t xml:space="preserve"> -</w:t>
-      </w:r>
-      <w:r>
-        <w:rPr>
-          <w:rFonts w:ascii="Arial" w:eastAsia="Times New Roman" w:hAnsi="Arial" w:cs="Times New Roman"/>
-          <w:b/>
-          <w:bCs/>
-          <w:color w:val="000000"/>
-          <w:lang w:val="en-US"/>
-        </w:rPr>
-        <w:t xml:space="preserve"> </w:t>
-      </w:r>
-      <w:r>
-        <w:rPr>
-          <w:rFonts w:ascii="Arial" w:eastAsia="Times New Roman" w:hAnsi="Arial" w:cs="Times New Roman"/>
-          <w:color w:val="000000"/>
-          <w:highlight w:val="cyan"/>
-          <w:lang w:val="en-US"/>
-        </w:rPr>
-        <w:t>Range</w:t>
-      </w:r>
-      <w:r>
-        <w:rPr>
-          <w:rFonts w:ascii="Arial" w:eastAsia="Times New Roman" w:hAnsi="Arial" w:cs="Times New Roman"/>
-          <w:color w:val="000000"/>
-          <w:lang w:val="en-US"/>
-        </w:rPr>
-        <w:t xml:space="preserve">, </w:t>
-      </w:r>
-      <w:r>
-        <w:rPr>
-          <w:rFonts w:ascii="Arial" w:eastAsia="Times New Roman" w:hAnsi="Arial" w:cs="Times New Roman"/>
-          <w:color w:val="000000"/>
-          <w:lang w:val="en-US"/>
-        </w:rPr>
-        <w:t xml:space="preserve">Freq start, stop </w:t>
-      </w:r>
-      <w:r>
-        <w:rPr>
-          <w:rFonts w:ascii="Arial" w:eastAsia="Times New Roman" w:hAnsi="Arial" w:cs="Times New Roman"/>
-          <w:color w:val="000000"/>
-          <w:lang w:val="en-US"/>
-        </w:rPr>
-        <w:t xml:space="preserve">and step set in </w:t>
-      </w:r>
-      <w:r>
-        <w:rPr>
-          <w:rFonts w:ascii="Arial" w:eastAsia="Times New Roman" w:hAnsi="Arial" w:cs="Times New Roman"/>
-          <w:b/>
-          <w:bCs/>
-          <w:color w:val="000000"/>
-          <w:lang w:val="en-US"/>
-        </w:rPr>
-        <w:t>[5]</w:t>
-      </w:r>
-      <w:r>
-        <w:rPr>
-          <w:rFonts w:ascii="Arial" w:eastAsia="Times New Roman" w:hAnsi="Arial" w:cs="Times New Roman"/>
-          <w:color w:val="000000"/>
-          <w:lang w:val="en-US"/>
-        </w:rPr>
-        <w:t xml:space="preserve"> menu</w:t>
-      </w:r>
-      <w:r>
-        <w:rPr>
-          <w:rFonts w:ascii="Arial" w:eastAsia="Times New Roman" w:hAnsi="Arial" w:cs="Times New Roman"/>
-          <w:color w:val="000000"/>
-          <w:lang w:val="en-US"/>
-        </w:rPr>
-        <w:t>.</w:t>
-      </w:r>
-    </w:p>
-    <w:p>
-      <w:pPr>
-        <w:pStyle w:val="Standard"/>
-        <w:autoSpaceDE w:val="0"/>
-        <w:spacing w:after="160" w:line="259" w:lineRule="atLeast"/>
-        <w:ind w:firstLine="708"/>
-        <w:jc w:val="both"/>
-        <w:rPr>
-          <w:rFonts w:ascii="Arial" w:eastAsia="Times New Roman" w:hAnsi="Arial" w:cs="Times New Roman"/>
-          <w:color w:val="000000"/>
-          <w:lang w:val="en-US"/>
-        </w:rPr>
-      </w:pPr>
-      <w:proofErr w:type="spellStart"/>
-      <w:r>
-        <w:rPr>
-          <w:rFonts w:ascii="Arial" w:eastAsia="Times New Roman" w:hAnsi="Arial" w:cs="Times New Roman"/>
-          <w:color w:val="000000"/>
-          <w:lang w:val="en-US"/>
-        </w:rPr>
-        <w:t>Scans</w:t>
-      </w:r>
-      <w:proofErr w:type="spellEnd"/>
-      <w:r>
-        <w:rPr>
-          <w:rFonts w:ascii="Arial" w:eastAsia="Times New Roman" w:hAnsi="Arial" w:cs="Times New Roman"/>
-          <w:color w:val="000000"/>
-          <w:lang w:val="en-US"/>
-        </w:rPr>
-        <w:t xml:space="preserve"> between 2 selected frequencies with the given step</w:t>
+          <w:color w:val="000000"/>
+          <w:lang w:val="en-US"/>
+        </w:rPr>
+        <w:t>Scans between 2 selected frequencies with the given step</w:t>
       </w:r>
     </w:p>
     <w:p>
@@ -3493,6 +3337,8 @@
         <w:spacing w:after="160" w:line="259" w:lineRule="atLeast"/>
         <w:jc w:val="both"/>
         <w:rPr>
+          <w:rFonts w:ascii="Arial" w:eastAsia="Times New Roman" w:hAnsi="Arial" w:cs="Times New Roman"/>
+          <w:color w:val="000000"/>
           <w:lang w:val="en-US"/>
         </w:rPr>
       </w:pPr>
@@ -3513,6 +3359,43 @@
           <w:lang w:val="en-US"/>
         </w:rPr>
         <w:t xml:space="preserve"> – Scans history entries.</w:t>
+      </w:r>
+    </w:p>
+    <w:p>
+      <w:pPr>
+        <w:pStyle w:val="Standard"/>
+        <w:autoSpaceDE w:val="0"/>
+        <w:spacing w:after="160" w:line="259" w:lineRule="atLeast"/>
+        <w:jc w:val="both"/>
+        <w:rPr>
+          <w:lang w:val="en-US"/>
+        </w:rPr>
+      </w:pPr>
+      <w:r>
+        <w:rPr>
+          <w:rFonts w:ascii="Arial" w:eastAsia="Times New Roman" w:hAnsi="Arial" w:cs="Times New Roman"/>
+          <w:b/>
+          <w:bCs/>
+          <w:color w:val="000000"/>
+          <w:lang w:val="en-US"/>
+        </w:rPr>
+        <w:t xml:space="preserve">6 </w:t>
+      </w:r>
+      <w:r>
+        <w:rPr>
+          <w:rFonts w:ascii="Arial" w:eastAsia="Times New Roman" w:hAnsi="Arial" w:cs="Times New Roman"/>
+          <w:color w:val="000000"/>
+          <w:lang w:val="en-US"/>
+        </w:rPr>
+        <w:t>–</w:t>
+      </w:r>
+      <w:r>
+        <w:rPr>
+          <w:rFonts w:ascii="Arial" w:eastAsia="Times New Roman" w:hAnsi="Arial" w:cs="Times New Roman"/>
+          <w:color w:val="000000"/>
+          <w:lang w:val="en-US"/>
+        </w:rPr>
+        <w:t xml:space="preserve"> Launch close call</w:t>
       </w:r>
     </w:p>
     <w:p>

--- a/.DOWNLOAD_HERE/Sonic V47 Manual.docx
+++ b/.DOWNLOAD_HERE/Sonic V47 Manual.docx
@@ -62,7 +62,6 @@
         </w:rPr>
         <w:t>◀</w:t>
       </w:r>
-      <w:proofErr w:type="gramStart"/>
       <w:r>
         <w:rPr>
           <w:rFonts w:ascii="Segoe UI Emoji" w:hAnsi="Segoe UI Emoji" w:cs="Segoe UI Emoji"/>
@@ -74,31 +73,7 @@
           <w:rFonts w:ascii="Arial" w:hAnsi="Arial"/>
           <w:lang w:val="en-US"/>
         </w:rPr>
-        <w:t xml:space="preserve">  Join</w:t>
-      </w:r>
-      <w:proofErr w:type="gramEnd"/>
-      <w:r>
-        <w:rPr>
-          <w:rFonts w:ascii="Arial" w:hAnsi="Arial"/>
-          <w:lang w:val="en-US"/>
-        </w:rPr>
-        <w:t xml:space="preserve"> the </w:t>
-      </w:r>
-      <w:proofErr w:type="spellStart"/>
-      <w:r>
-        <w:rPr>
-          <w:rFonts w:ascii="Arial" w:hAnsi="Arial"/>
-          <w:lang w:val="en-US"/>
-        </w:rPr>
-        <w:t>SonicFw</w:t>
-      </w:r>
-      <w:proofErr w:type="spellEnd"/>
-      <w:r>
-        <w:rPr>
-          <w:rFonts w:ascii="Arial" w:hAnsi="Arial"/>
-          <w:lang w:val="en-US"/>
-        </w:rPr>
-        <w:t xml:space="preserve"> Telegram</w:t>
+        <w:t xml:space="preserve">  Join the SonicFw Telegram</w:t>
       </w:r>
       <w:r>
         <w:rPr>
@@ -143,23 +118,7 @@
           <w:rFonts w:ascii="Arial" w:hAnsi="Arial"/>
           <w:lang w:val="en-US"/>
         </w:rPr>
-        <w:t xml:space="preserve"> </w:t>
-      </w:r>
-      <w:proofErr w:type="spellStart"/>
-      <w:r>
-        <w:rPr>
-          <w:rFonts w:ascii="Arial" w:hAnsi="Arial"/>
-          <w:lang w:val="en-US"/>
-        </w:rPr>
-        <w:t>Youtube</w:t>
-      </w:r>
-      <w:proofErr w:type="spellEnd"/>
-      <w:r>
-        <w:rPr>
-          <w:rFonts w:ascii="Arial" w:hAnsi="Arial"/>
-          <w:lang w:val="en-US"/>
-        </w:rPr>
-        <w:t xml:space="preserve"> Channel</w:t>
+        <w:t xml:space="preserve"> Youtube Channel</w:t>
       </w:r>
       <w:r>
         <w:rPr>
@@ -263,23 +222,7 @@
           <w:rFonts w:ascii="Arial" w:hAnsi="Arial"/>
           <w:lang w:val="en-US"/>
         </w:rPr>
-        <w:t xml:space="preserve"> Many thanks to Sonic Team : Zylka, </w:t>
-      </w:r>
-      <w:proofErr w:type="spellStart"/>
-      <w:r>
-        <w:rPr>
-          <w:rFonts w:ascii="Arial" w:hAnsi="Arial"/>
-          <w:lang w:val="en-US"/>
-        </w:rPr>
-        <w:t>Kolyan</w:t>
-      </w:r>
-      <w:proofErr w:type="spellEnd"/>
-      <w:r>
-        <w:rPr>
-          <w:rFonts w:ascii="Arial" w:hAnsi="Arial"/>
-          <w:lang w:val="en-US"/>
-        </w:rPr>
-        <w:t>, Iggy, Toni, Yves</w:t>
+        <w:t xml:space="preserve"> Many thanks to Sonic Team : Zylka, Kolyan, Iggy, Toni, Yves</w:t>
       </w:r>
       <w:r>
         <w:rPr>
@@ -1053,16 +996,7 @@
           <w:color w:val="000000"/>
           <w:lang w:val="en-US"/>
         </w:rPr>
-        <w:t xml:space="preserve">Spectrum analyzer in </w:t>
-      </w:r>
-      <w:proofErr w:type="spellStart"/>
-      <w:r>
-        <w:rPr>
-          <w:rFonts w:ascii="Arial" w:eastAsia="Times New Roman" w:hAnsi="Arial" w:cs="Times New Roman"/>
-          <w:color w:val="000000"/>
-          <w:lang w:val="en-US"/>
-        </w:rPr>
-        <w:t>scan</w:t>
+        <w:t>Spectrum analyzer in scan</w:t>
       </w:r>
       <w:r>
         <w:rPr>
@@ -1072,7 +1006,6 @@
         </w:rPr>
         <w:t>range</w:t>
       </w:r>
-      <w:proofErr w:type="spellEnd"/>
       <w:r>
         <w:rPr>
           <w:rFonts w:ascii="Arial" w:eastAsia="Times New Roman" w:hAnsi="Arial" w:cs="Times New Roman"/>
@@ -1108,25 +1041,7 @@
           <w:color w:val="000000"/>
           <w:lang w:val="en-US"/>
         </w:rPr>
-        <w:t xml:space="preserve">Spectrum analyzer in </w:t>
-      </w:r>
-      <w:proofErr w:type="spellStart"/>
-      <w:r>
-        <w:rPr>
-          <w:rFonts w:ascii="Arial" w:eastAsia="Times New Roman" w:hAnsi="Arial" w:cs="Times New Roman"/>
-          <w:color w:val="000000"/>
-          <w:lang w:val="en-US"/>
-        </w:rPr>
-        <w:t>scanlist</w:t>
-      </w:r>
-      <w:proofErr w:type="spellEnd"/>
-      <w:r>
-        <w:rPr>
-          <w:rFonts w:ascii="Arial" w:eastAsia="Times New Roman" w:hAnsi="Arial" w:cs="Times New Roman"/>
-          <w:color w:val="000000"/>
-          <w:lang w:val="en-US"/>
-        </w:rPr>
-        <w:t xml:space="preserve"> mode.</w:t>
+        <w:t>Spectrum analyzer in scanlist mode.</w:t>
       </w:r>
     </w:p>
     <w:p>
@@ -1512,39 +1427,7 @@
           <w:rFonts w:ascii="Arial" w:eastAsia="Times New Roman" w:hAnsi="Arial" w:cs="Arial"/>
           <w:lang w:val="en-US"/>
         </w:rPr>
-        <w:t xml:space="preserve">For </w:t>
-      </w:r>
-      <w:proofErr w:type="gramStart"/>
-      <w:r>
-        <w:rPr>
-          <w:rFonts w:ascii="Arial" w:eastAsia="Times New Roman" w:hAnsi="Arial" w:cs="Arial"/>
-          <w:lang w:val="en-US"/>
-        </w:rPr>
-        <w:t>example</w:t>
-      </w:r>
-      <w:proofErr w:type="gramEnd"/>
-      <w:r>
-        <w:rPr>
-          <w:rFonts w:ascii="Arial" w:eastAsia="Times New Roman" w:hAnsi="Arial" w:cs="Arial"/>
-          <w:lang w:val="en-US"/>
-        </w:rPr>
-        <w:t xml:space="preserve"> 125.100, </w:t>
-      </w:r>
-      <w:proofErr w:type="gramStart"/>
-      <w:r>
-        <w:rPr>
-          <w:rFonts w:ascii="Arial" w:eastAsia="Times New Roman" w:hAnsi="Arial" w:cs="Arial"/>
-          <w:lang w:val="en-US"/>
-        </w:rPr>
-        <w:t>125.125,…</w:t>
-      </w:r>
-      <w:proofErr w:type="gramEnd"/>
-      <w:r>
-        <w:rPr>
-          <w:rFonts w:ascii="Arial" w:eastAsia="Times New Roman" w:hAnsi="Arial" w:cs="Arial"/>
-          <w:lang w:val="en-US"/>
-        </w:rPr>
-        <w:t xml:space="preserve"> then 125.10833,125.133333…then 125.11666,125.3666…</w:t>
+        <w:t>For example 125.100, 125.125,… then 125.10833,125.133333…then 125.11666,125.3666…</w:t>
       </w:r>
     </w:p>
     <w:p>
@@ -1562,23 +1445,7 @@
           <w:rFonts w:ascii="Arial" w:hAnsi="Arial" w:cs="Arial"/>
           <w:lang w:val="en-US"/>
         </w:rPr>
-        <w:t xml:space="preserve">This </w:t>
-      </w:r>
-      <w:proofErr w:type="gramStart"/>
-      <w:r>
-        <w:rPr>
-          <w:rFonts w:ascii="Arial" w:hAnsi="Arial" w:cs="Arial"/>
-          <w:lang w:val="en-US"/>
-        </w:rPr>
-        <w:t>to</w:t>
-      </w:r>
-      <w:proofErr w:type="gramEnd"/>
-      <w:r>
-        <w:rPr>
-          <w:rFonts w:ascii="Arial" w:hAnsi="Arial" w:cs="Arial"/>
-          <w:lang w:val="en-US"/>
-        </w:rPr>
-        <w:t xml:space="preserve"> improve detection.</w:t>
+        <w:t>This to improve detection.</w:t>
       </w:r>
     </w:p>
     <w:p>
@@ -1600,25 +1467,7 @@
           <w:color w:val="000000"/>
           <w:lang w:val="en-US"/>
         </w:rPr>
-        <w:t xml:space="preserve">Different types of </w:t>
-      </w:r>
-      <w:proofErr w:type="gramStart"/>
-      <w:r>
-        <w:rPr>
-          <w:rFonts w:ascii="Arial" w:eastAsia="Times New Roman" w:hAnsi="Arial" w:cs="Times New Roman"/>
-          <w:color w:val="000000"/>
-          <w:lang w:val="en-US"/>
-        </w:rPr>
-        <w:t>spectrum</w:t>
-      </w:r>
-      <w:proofErr w:type="gramEnd"/>
-      <w:r>
-        <w:rPr>
-          <w:rFonts w:ascii="Arial" w:eastAsia="Times New Roman" w:hAnsi="Arial" w:cs="Times New Roman"/>
-          <w:color w:val="000000"/>
-          <w:lang w:val="en-US"/>
-        </w:rPr>
-        <w:t xml:space="preserve"> are called by the quick buttons </w:t>
+        <w:t xml:space="preserve">Different types of spectrum are called by the quick buttons </w:t>
       </w:r>
     </w:p>
     <w:p>
@@ -1789,7 +1638,6 @@
         </w:rPr>
         <w:t xml:space="preserve"> </w:t>
       </w:r>
-      <w:proofErr w:type="spellStart"/>
       <w:r>
         <w:rPr>
           <w:rFonts w:ascii="Arial" w:eastAsia="Times New Roman" w:hAnsi="Arial" w:cs="Times New Roman"/>
@@ -1799,7 +1647,6 @@
         </w:rPr>
         <w:t>Scanlists</w:t>
       </w:r>
-      <w:proofErr w:type="spellEnd"/>
     </w:p>
     <w:p>
       <w:pPr>
@@ -1820,25 +1667,7 @@
           <w:color w:val="000000"/>
           <w:lang w:val="en-US"/>
         </w:rPr>
-        <w:t xml:space="preserve">Scans the frequencies in </w:t>
-      </w:r>
-      <w:proofErr w:type="spellStart"/>
-      <w:r>
-        <w:rPr>
-          <w:rFonts w:ascii="Arial" w:eastAsia="Times New Roman" w:hAnsi="Arial" w:cs="Times New Roman"/>
-          <w:color w:val="000000"/>
-          <w:lang w:val="en-US"/>
-        </w:rPr>
-        <w:t>scanlists</w:t>
-      </w:r>
-      <w:proofErr w:type="spellEnd"/>
-      <w:r>
-        <w:rPr>
-          <w:rFonts w:ascii="Arial" w:eastAsia="Times New Roman" w:hAnsi="Arial" w:cs="Times New Roman"/>
-          <w:color w:val="000000"/>
-          <w:lang w:val="en-US"/>
-        </w:rPr>
-        <w:t xml:space="preserve"> that can be defined in VFO or Chirp</w:t>
+        <w:t>Scans the frequencies in scanlists that can be defined in VFO or Chirp</w:t>
       </w:r>
       <w:r>
         <w:rPr>
@@ -2027,25 +1856,7 @@
           <w:color w:val="000000"/>
           <w:lang w:val="en-US"/>
         </w:rPr>
-        <w:t xml:space="preserve">Channel Frequency is START, </w:t>
-      </w:r>
-      <w:proofErr w:type="gramStart"/>
-      <w:r>
-        <w:rPr>
-          <w:rFonts w:ascii="Arial" w:eastAsia="Times New Roman" w:hAnsi="Arial" w:cs="Times New Roman"/>
-          <w:color w:val="000000"/>
-          <w:lang w:val="en-US"/>
-        </w:rPr>
-        <w:t>Offset</w:t>
-      </w:r>
-      <w:proofErr w:type="gramEnd"/>
-      <w:r>
-        <w:rPr>
-          <w:rFonts w:ascii="Arial" w:eastAsia="Times New Roman" w:hAnsi="Arial" w:cs="Times New Roman"/>
-          <w:color w:val="000000"/>
-          <w:lang w:val="en-US"/>
-        </w:rPr>
-        <w:t xml:space="preserve"> + is STOP, STEP is step.</w:t>
+        <w:t>Channel Frequency is START, Offset + is STOP, STEP is step.</w:t>
       </w:r>
     </w:p>
     <w:p>
@@ -2427,18 +2238,8 @@
           <w:color w:val="000000"/>
           <w:lang w:val="en-US"/>
         </w:rPr>
-        <w:t xml:space="preserve"> – Changing the modes of the spectrum analyzer </w:t>
-      </w:r>
-      <w:proofErr w:type="spellStart"/>
-      <w:r>
-        <w:rPr>
-          <w:rFonts w:ascii="Arial" w:eastAsia="Times New Roman" w:hAnsi="Arial" w:cs="Times New Roman"/>
-          <w:color w:val="000000"/>
-          <w:lang w:val="en-US"/>
-        </w:rPr>
-        <w:t>Scanlists</w:t>
-      </w:r>
-      <w:proofErr w:type="spellEnd"/>
+        <w:t xml:space="preserve"> – Changing the modes of the spectrum analyzer Scanlists</w:t>
+      </w:r>
       <w:r>
         <w:rPr>
           <w:rFonts w:ascii="Arial" w:eastAsia="Times New Roman" w:hAnsi="Arial" w:cs="Times New Roman"/>
@@ -2759,91 +2560,33 @@
           <w:color w:val="000000"/>
           <w:lang w:val="en-US"/>
         </w:rPr>
-        <w:t xml:space="preserve"> </w:t>
-      </w:r>
-      <w:proofErr w:type="gramStart"/>
-      <w:r>
-        <w:rPr>
-          <w:rFonts w:ascii="Arial" w:eastAsia="Times New Roman" w:hAnsi="Arial" w:cs="Times New Roman"/>
-          <w:b/>
-          <w:bCs/>
-          <w:color w:val="000000"/>
-          <w:lang w:val="en-US"/>
-        </w:rPr>
-        <w:t xml:space="preserve">#  </w:t>
-      </w:r>
-      <w:r>
-        <w:rPr>
-          <w:rFonts w:ascii="Arial" w:eastAsia="Times New Roman" w:hAnsi="Arial" w:cs="Times New Roman"/>
-          <w:color w:val="000000"/>
-          <w:lang w:val="en-US"/>
-        </w:rPr>
-        <w:t>DYNSQL</w:t>
-      </w:r>
-      <w:proofErr w:type="gramEnd"/>
-      <w:r>
-        <w:rPr>
-          <w:rFonts w:ascii="Arial" w:eastAsia="Times New Roman" w:hAnsi="Arial" w:cs="Times New Roman"/>
-          <w:color w:val="000000"/>
-          <w:lang w:val="en-US"/>
-        </w:rPr>
-        <w:t xml:space="preserve"> </w:t>
-      </w:r>
-      <w:r>
-        <w:rPr>
-          <w:rFonts w:ascii="Arial" w:eastAsia="Times New Roman" w:hAnsi="Arial" w:cs="Times New Roman"/>
-          <w:b/>
-          <w:bCs/>
-          <w:color w:val="000000"/>
-          <w:lang w:val="en-US"/>
-        </w:rPr>
-        <w:t xml:space="preserve">Level </w:t>
-      </w:r>
-      <w:proofErr w:type="gramStart"/>
-      <w:r>
-        <w:rPr>
-          <w:rFonts w:ascii="Arial" w:eastAsia="Times New Roman" w:hAnsi="Arial" w:cs="Times New Roman"/>
-          <w:b/>
-          <w:bCs/>
-          <w:color w:val="000000"/>
-          <w:lang w:val="en-US"/>
-        </w:rPr>
-        <w:t xml:space="preserve">setting </w:t>
-      </w:r>
-      <w:r>
-        <w:rPr>
-          <w:rFonts w:ascii="Arial" w:eastAsia="Times New Roman" w:hAnsi="Arial" w:cs="Times New Roman"/>
-          <w:color w:val="000000"/>
-          <w:lang w:val="en-US"/>
-        </w:rPr>
-        <w:t xml:space="preserve"> -</w:t>
-      </w:r>
-      <w:proofErr w:type="gramEnd"/>
-      <w:r>
-        <w:rPr>
-          <w:rFonts w:ascii="Arial" w:eastAsia="Times New Roman" w:hAnsi="Arial" w:cs="Times New Roman"/>
-          <w:color w:val="000000"/>
-          <w:lang w:val="en-US"/>
-        </w:rPr>
-        <w:t xml:space="preserve"> RSSI spike </w:t>
-      </w:r>
-      <w:proofErr w:type="gramStart"/>
-      <w:r>
-        <w:rPr>
-          <w:rFonts w:ascii="Arial" w:eastAsia="Times New Roman" w:hAnsi="Arial" w:cs="Times New Roman"/>
-          <w:color w:val="000000"/>
-          <w:lang w:val="en-US"/>
-        </w:rPr>
-        <w:t>threshold  for</w:t>
-      </w:r>
-      <w:proofErr w:type="gramEnd"/>
-      <w:r>
-        <w:rPr>
-          <w:rFonts w:ascii="Arial" w:eastAsia="Times New Roman" w:hAnsi="Arial" w:cs="Times New Roman"/>
-          <w:color w:val="000000"/>
-          <w:lang w:val="en-US"/>
-        </w:rPr>
-        <w:t xml:space="preserve"> instant peak capture. For weak and fuzzy signals, increase or disable. </w:t>
+        <w:t xml:space="preserve"> #  </w:t>
+      </w:r>
+      <w:r>
+        <w:rPr>
+          <w:rFonts w:ascii="Arial" w:eastAsia="Times New Roman" w:hAnsi="Arial" w:cs="Times New Roman"/>
+          <w:color w:val="000000"/>
+          <w:lang w:val="en-US"/>
+        </w:rPr>
+        <w:t xml:space="preserve">DYNSQL </w:t>
+      </w:r>
+      <w:r>
+        <w:rPr>
+          <w:rFonts w:ascii="Arial" w:eastAsia="Times New Roman" w:hAnsi="Arial" w:cs="Times New Roman"/>
+          <w:b/>
+          <w:bCs/>
+          <w:color w:val="000000"/>
+          <w:lang w:val="en-US"/>
+        </w:rPr>
+        <w:t xml:space="preserve">Level setting </w:t>
+      </w:r>
+      <w:r>
+        <w:rPr>
+          <w:rFonts w:ascii="Arial" w:eastAsia="Times New Roman" w:hAnsi="Arial" w:cs="Times New Roman"/>
+          <w:color w:val="000000"/>
+          <w:lang w:val="en-US"/>
+        </w:rPr>
+        <w:t xml:space="preserve"> - RSSI spike threshold  for instant peak capture. For weak and fuzzy signals, increase or disable. </w:t>
       </w:r>
     </w:p>
     <w:p>
@@ -2902,25 +2645,7 @@
           <w:color w:val="000000"/>
           <w:lang w:val="en-US"/>
         </w:rPr>
-        <w:t xml:space="preserve">DYNSQL OFF This will fill the </w:t>
-      </w:r>
-      <w:proofErr w:type="gramStart"/>
-      <w:r>
-        <w:rPr>
-          <w:rFonts w:ascii="Arial" w:eastAsia="Times New Roman" w:hAnsi="Arial" w:cs="Times New Roman"/>
-          <w:color w:val="000000"/>
-          <w:lang w:val="en-US"/>
-        </w:rPr>
-        <w:t>history, but</w:t>
-      </w:r>
-      <w:proofErr w:type="gramEnd"/>
-      <w:r>
-        <w:rPr>
-          <w:rFonts w:ascii="Arial" w:eastAsia="Times New Roman" w:hAnsi="Arial" w:cs="Times New Roman"/>
-          <w:color w:val="000000"/>
-          <w:lang w:val="en-US"/>
-        </w:rPr>
-        <w:t xml:space="preserve"> won’t stop.</w:t>
+        <w:t>DYNSQL OFF This will fill the history, but won’t stop.</w:t>
       </w:r>
     </w:p>
     <w:p>
@@ -3040,25 +2765,7 @@
           <w:color w:val="000000"/>
           <w:lang w:val="en-US"/>
         </w:rPr>
-        <w:t xml:space="preserve">, keeps the frequency locked </w:t>
-      </w:r>
-      <w:proofErr w:type="gramStart"/>
-      <w:r>
-        <w:rPr>
-          <w:rFonts w:ascii="Arial" w:eastAsia="Times New Roman" w:hAnsi="Arial" w:cs="Times New Roman"/>
-          <w:color w:val="000000"/>
-          <w:lang w:val="en-US"/>
-        </w:rPr>
-        <w:t>and  open</w:t>
-      </w:r>
-      <w:proofErr w:type="gramEnd"/>
-      <w:r>
-        <w:rPr>
-          <w:rFonts w:ascii="Arial" w:eastAsia="Times New Roman" w:hAnsi="Arial" w:cs="Times New Roman"/>
-          <w:color w:val="000000"/>
-          <w:lang w:val="en-US"/>
-        </w:rPr>
-        <w:t xml:space="preserve"> listening</w:t>
+        <w:t>, keeps the frequency locked and  open listening</w:t>
       </w:r>
     </w:p>
     <w:p>
@@ -3301,25 +3008,7 @@
           <w:color w:val="000000"/>
           <w:lang w:val="en-US"/>
         </w:rPr>
-        <w:t xml:space="preserve"> – Clears all </w:t>
-      </w:r>
-      <w:proofErr w:type="gramStart"/>
-      <w:r>
-        <w:rPr>
-          <w:rFonts w:ascii="Arial" w:eastAsia="Times New Roman" w:hAnsi="Arial" w:cs="Times New Roman"/>
-          <w:color w:val="000000"/>
-          <w:lang w:val="en-US"/>
-        </w:rPr>
-        <w:t>black listed</w:t>
-      </w:r>
-      <w:proofErr w:type="gramEnd"/>
-      <w:r>
-        <w:rPr>
-          <w:rFonts w:ascii="Arial" w:eastAsia="Times New Roman" w:hAnsi="Arial" w:cs="Times New Roman"/>
-          <w:color w:val="000000"/>
-          <w:lang w:val="en-US"/>
-        </w:rPr>
-        <w:t xml:space="preserve"> entries</w:t>
+        <w:t xml:space="preserve"> – Clears all black listed entries</w:t>
       </w:r>
       <w:r>
         <w:rPr>
@@ -3424,27 +3113,7 @@
           <w:color w:val="000000"/>
           <w:lang w:val="en-US"/>
         </w:rPr>
-        <w:t xml:space="preserve"> - Clears all </w:t>
-      </w:r>
-      <w:proofErr w:type="spellStart"/>
-      <w:proofErr w:type="gramStart"/>
-      <w:r>
-        <w:rPr>
-          <w:rFonts w:ascii="Arial" w:eastAsia="Times New Roman" w:hAnsi="Arial" w:cs="Times New Roman"/>
-          <w:color w:val="000000"/>
-          <w:lang w:val="en-US"/>
-        </w:rPr>
-        <w:t>non black</w:t>
-      </w:r>
-      <w:proofErr w:type="spellEnd"/>
-      <w:proofErr w:type="gramEnd"/>
-      <w:r>
-        <w:rPr>
-          <w:rFonts w:ascii="Arial" w:eastAsia="Times New Roman" w:hAnsi="Arial" w:cs="Times New Roman"/>
-          <w:color w:val="000000"/>
-          <w:lang w:val="en-US"/>
-        </w:rPr>
-        <w:t xml:space="preserve"> listed entries</w:t>
+        <w:t xml:space="preserve"> - Clears all non black listed entries</w:t>
       </w:r>
       <w:r>
         <w:rPr>
@@ -3761,16 +3430,7 @@
           <w:color w:val="000000"/>
           <w:lang w:val="en-US"/>
         </w:rPr>
-        <w:t xml:space="preserve"> </w:t>
-      </w:r>
-      <w:proofErr w:type="gramStart"/>
-      <w:r>
-        <w:rPr>
-          <w:rFonts w:ascii="Arial" w:eastAsia="Times New Roman" w:hAnsi="Arial" w:cs="Times New Roman"/>
-          <w:color w:val="000000"/>
-          <w:lang w:val="en-US"/>
-        </w:rPr>
-        <w:t xml:space="preserve">- </w:t>
+        <w:t xml:space="preserve"> - </w:t>
       </w:r>
       <w:r>
         <w:rPr>
@@ -3778,55 +3438,16 @@
           <w:color w:val="000000"/>
           <w:lang w:val="fr-FR"/>
         </w:rPr>
-        <w:t> </w:t>
-      </w:r>
-      <w:proofErr w:type="spellStart"/>
+        <w:t xml:space="preserve"> activate selected </w:t>
+      </w:r>
       <w:r>
         <w:rPr>
           <w:rFonts w:ascii="Arial" w:eastAsia="Times New Roman" w:hAnsi="Arial" w:cs="Times New Roman"/>
           <w:color w:val="000000"/>
           <w:lang w:val="fr-FR"/>
         </w:rPr>
-        <w:t>activate</w:t>
-      </w:r>
-      <w:proofErr w:type="spellEnd"/>
-      <w:proofErr w:type="gramEnd"/>
-      <w:r>
-        <w:rPr>
-          <w:rFonts w:ascii="Arial" w:eastAsia="Times New Roman" w:hAnsi="Arial" w:cs="Times New Roman"/>
-          <w:color w:val="000000"/>
-          <w:lang w:val="fr-FR"/>
-        </w:rPr>
-        <w:t xml:space="preserve"> </w:t>
-      </w:r>
-      <w:proofErr w:type="spellStart"/>
-      <w:r>
-        <w:rPr>
-          <w:rFonts w:ascii="Arial" w:eastAsia="Times New Roman" w:hAnsi="Arial" w:cs="Times New Roman"/>
-          <w:color w:val="000000"/>
-          <w:lang w:val="fr-FR"/>
-        </w:rPr>
-        <w:t>selected</w:t>
-      </w:r>
-      <w:proofErr w:type="spellEnd"/>
-      <w:r>
-        <w:rPr>
-          <w:rFonts w:ascii="Arial" w:eastAsia="Times New Roman" w:hAnsi="Arial" w:cs="Times New Roman"/>
-          <w:color w:val="000000"/>
-          <w:lang w:val="fr-FR"/>
-        </w:rPr>
-        <w:t xml:space="preserve"> </w:t>
-      </w:r>
-      <w:proofErr w:type="gramStart"/>
-      <w:r>
-        <w:rPr>
-          <w:rFonts w:ascii="Arial" w:eastAsia="Times New Roman" w:hAnsi="Arial" w:cs="Times New Roman"/>
-          <w:color w:val="000000"/>
-          <w:lang w:val="fr-FR"/>
-        </w:rPr>
         <w:t>item</w:t>
       </w:r>
-      <w:proofErr w:type="gramEnd"/>
       <w:r>
         <w:rPr>
           <w:rFonts w:ascii="Arial" w:eastAsia="Times New Roman" w:hAnsi="Arial" w:cs="Times New Roman"/>
@@ -3906,23 +3527,7 @@
           <w:rFonts w:eastAsia="Times New Roman"/>
           <w:lang w:val="en-US"/>
         </w:rPr>
-        <w:t xml:space="preserve"> </w:t>
-      </w:r>
-      <w:proofErr w:type="spellStart"/>
-      <w:r>
-        <w:rPr>
-          <w:rFonts w:eastAsia="Times New Roman"/>
-          <w:lang w:val="en-US"/>
-        </w:rPr>
-        <w:t>scanlist</w:t>
-      </w:r>
-      <w:proofErr w:type="spellEnd"/>
-      <w:r>
-        <w:rPr>
-          <w:rFonts w:eastAsia="Times New Roman"/>
-          <w:lang w:val="en-US"/>
-        </w:rPr>
-        <w:t xml:space="preserve"> selection</w:t>
+        <w:t xml:space="preserve"> scanlist selection</w:t>
       </w:r>
     </w:p>
     <w:p>
@@ -3984,7 +3589,6 @@
         </w:rPr>
         <w:t xml:space="preserve"> – Activate or deactivate one </w:t>
       </w:r>
-      <w:proofErr w:type="spellStart"/>
       <w:r>
         <w:rPr>
           <w:rFonts w:ascii="Arial" w:eastAsia="Times New Roman" w:hAnsi="Arial" w:cs="Times New Roman"/>
@@ -3993,7 +3597,6 @@
         </w:rPr>
         <w:t>scanlist</w:t>
       </w:r>
-      <w:proofErr w:type="spellEnd"/>
       <w:r>
         <w:rPr>
           <w:rFonts w:ascii="Arial" w:eastAsia="Times New Roman" w:hAnsi="Arial" w:cs="Times New Roman"/>
@@ -4033,7 +3636,6 @@
         </w:rPr>
         <w:t xml:space="preserve"> – Activate one </w:t>
       </w:r>
-      <w:proofErr w:type="spellStart"/>
       <w:r>
         <w:rPr>
           <w:rFonts w:ascii="Arial" w:eastAsia="Times New Roman" w:hAnsi="Arial" w:cs="Times New Roman"/>
@@ -4042,7 +3644,6 @@
         </w:rPr>
         <w:t>scanlist</w:t>
       </w:r>
-      <w:proofErr w:type="spellEnd"/>
       <w:r>
         <w:rPr>
           <w:rFonts w:ascii="Arial" w:eastAsia="Times New Roman" w:hAnsi="Arial" w:cs="Times New Roman"/>
@@ -4080,16 +3681,7 @@
           <w:color w:val="000000"/>
           <w:lang w:val="en-US"/>
         </w:rPr>
-        <w:t xml:space="preserve"> </w:t>
-      </w:r>
-      <w:proofErr w:type="gramStart"/>
-      <w:r>
-        <w:rPr>
-          <w:rFonts w:ascii="Arial" w:eastAsia="Times New Roman" w:hAnsi="Arial" w:cs="Times New Roman"/>
-          <w:color w:val="000000"/>
-          <w:lang w:val="en-US"/>
-        </w:rPr>
-        <w:t xml:space="preserve">- </w:t>
+        <w:t xml:space="preserve"> - </w:t>
       </w:r>
       <w:r>
         <w:rPr>
@@ -4097,55 +3689,16 @@
           <w:color w:val="000000"/>
           <w:lang w:val="fr-FR"/>
         </w:rPr>
-        <w:t> </w:t>
-      </w:r>
-      <w:proofErr w:type="spellStart"/>
+        <w:t xml:space="preserve"> activate selected </w:t>
+      </w:r>
       <w:r>
         <w:rPr>
           <w:rFonts w:ascii="Arial" w:eastAsia="Times New Roman" w:hAnsi="Arial" w:cs="Times New Roman"/>
           <w:color w:val="000000"/>
           <w:lang w:val="fr-FR"/>
         </w:rPr>
-        <w:t>activate</w:t>
-      </w:r>
-      <w:proofErr w:type="spellEnd"/>
-      <w:proofErr w:type="gramEnd"/>
-      <w:r>
-        <w:rPr>
-          <w:rFonts w:ascii="Arial" w:eastAsia="Times New Roman" w:hAnsi="Arial" w:cs="Times New Roman"/>
-          <w:color w:val="000000"/>
-          <w:lang w:val="fr-FR"/>
-        </w:rPr>
-        <w:t xml:space="preserve"> </w:t>
-      </w:r>
-      <w:proofErr w:type="spellStart"/>
-      <w:r>
-        <w:rPr>
-          <w:rFonts w:ascii="Arial" w:eastAsia="Times New Roman" w:hAnsi="Arial" w:cs="Times New Roman"/>
-          <w:color w:val="000000"/>
-          <w:lang w:val="fr-FR"/>
-        </w:rPr>
-        <w:t>selected</w:t>
-      </w:r>
-      <w:proofErr w:type="spellEnd"/>
-      <w:r>
-        <w:rPr>
-          <w:rFonts w:ascii="Arial" w:eastAsia="Times New Roman" w:hAnsi="Arial" w:cs="Times New Roman"/>
-          <w:color w:val="000000"/>
-          <w:lang w:val="fr-FR"/>
-        </w:rPr>
-        <w:t xml:space="preserve"> </w:t>
-      </w:r>
-      <w:proofErr w:type="gramStart"/>
-      <w:r>
-        <w:rPr>
-          <w:rFonts w:ascii="Arial" w:eastAsia="Times New Roman" w:hAnsi="Arial" w:cs="Times New Roman"/>
-          <w:color w:val="000000"/>
-          <w:lang w:val="fr-FR"/>
-        </w:rPr>
         <w:t>item</w:t>
       </w:r>
-      <w:proofErr w:type="gramEnd"/>
       <w:r>
         <w:rPr>
           <w:rFonts w:ascii="Arial" w:eastAsia="Times New Roman" w:hAnsi="Arial" w:cs="Times New Roman"/>
@@ -4268,23 +3821,7 @@
           <w:rFonts w:ascii="Arial" w:eastAsia="Times New Roman" w:hAnsi="Arial" w:cs="Times New Roman"/>
           <w:lang w:val="en-US"/>
         </w:rPr>
-        <w:t xml:space="preserve"> – Pause time after signal detection (in </w:t>
-      </w:r>
-      <w:proofErr w:type="spellStart"/>
-      <w:r>
-        <w:rPr>
-          <w:rFonts w:ascii="Arial" w:eastAsia="Times New Roman" w:hAnsi="Arial" w:cs="Times New Roman"/>
-          <w:lang w:val="en-US"/>
-        </w:rPr>
-        <w:t>ms</w:t>
-      </w:r>
-      <w:proofErr w:type="spellEnd"/>
-      <w:r>
-        <w:rPr>
-          <w:rFonts w:ascii="Arial" w:eastAsia="Times New Roman" w:hAnsi="Arial" w:cs="Times New Roman"/>
-          <w:lang w:val="en-US"/>
-        </w:rPr>
-        <w:t>) – if 0, immediately resumes scanning.</w:t>
+        <w:t xml:space="preserve"> – Pause time after signal detection (in ms) – if 0, immediately resumes scanning.</w:t>
       </w:r>
     </w:p>
     <w:p>
@@ -4646,23 +4183,7 @@
           <w:rFonts w:ascii="Arial" w:eastAsia="Times New Roman" w:hAnsi="Arial" w:cs="Times New Roman"/>
           <w:lang w:val="en-US"/>
         </w:rPr>
-        <w:t xml:space="preserve"> – Popup display time (in </w:t>
-      </w:r>
-      <w:proofErr w:type="spellStart"/>
-      <w:r>
-        <w:rPr>
-          <w:rFonts w:ascii="Arial" w:eastAsia="Times New Roman" w:hAnsi="Arial" w:cs="Times New Roman"/>
-          <w:lang w:val="en-US"/>
-        </w:rPr>
-        <w:t>ms</w:t>
-      </w:r>
-      <w:proofErr w:type="spellEnd"/>
-      <w:r>
-        <w:rPr>
-          <w:rFonts w:ascii="Arial" w:eastAsia="Times New Roman" w:hAnsi="Arial" w:cs="Times New Roman"/>
-          <w:lang w:val="en-US"/>
-        </w:rPr>
-        <w:t>) – 0 = disabled.</w:t>
+        <w:t xml:space="preserve"> – Popup display time (in ms) – 0 = disabled.</w:t>
       </w:r>
     </w:p>
     <w:p>
@@ -4748,24 +4269,15 @@
           <w:rFonts w:ascii="Arial" w:eastAsia="Times New Roman" w:hAnsi="Arial" w:cs="Arial"/>
           <w:lang w:val="en-US"/>
         </w:rPr>
-        <w:t xml:space="preserve">/AUTO </w:t>
-      </w:r>
-      <w:proofErr w:type="gramStart"/>
+        <w:t xml:space="preserve">/AUTO ROGER </w:t>
+      </w:r>
       <w:r>
         <w:rPr>
           <w:rFonts w:ascii="Arial" w:eastAsia="Times New Roman" w:hAnsi="Arial" w:cs="Arial"/>
           <w:lang w:val="en-US"/>
         </w:rPr>
-        <w:t xml:space="preserve">ROGER </w:t>
-      </w:r>
-      <w:r>
-        <w:rPr>
-          <w:rFonts w:ascii="Arial" w:eastAsia="Times New Roman" w:hAnsi="Arial" w:cs="Arial"/>
-          <w:lang w:val="en-US"/>
-        </w:rPr>
         <w:t>.</w:t>
       </w:r>
-      <w:proofErr w:type="gramEnd"/>
     </w:p>
     <w:p>
       <w:pPr>
@@ -4786,23 +4298,7 @@
           <w:rFonts w:ascii="Arial" w:eastAsia="Times New Roman" w:hAnsi="Arial" w:cs="Arial"/>
           <w:lang w:val="en-US"/>
         </w:rPr>
-        <w:t xml:space="preserve">NINJA chooses a random frequency in the current </w:t>
-      </w:r>
-      <w:proofErr w:type="spellStart"/>
-      <w:r>
-        <w:rPr>
-          <w:rFonts w:ascii="Arial" w:eastAsia="Times New Roman" w:hAnsi="Arial" w:cs="Arial"/>
-          <w:lang w:val="en-US"/>
-        </w:rPr>
-        <w:t>scanlist</w:t>
-      </w:r>
-      <w:proofErr w:type="spellEnd"/>
-      <w:r>
-        <w:rPr>
-          <w:rFonts w:ascii="Arial" w:eastAsia="Times New Roman" w:hAnsi="Arial" w:cs="Arial"/>
-          <w:lang w:val="en-US"/>
-        </w:rPr>
-        <w:t>.</w:t>
+        <w:t>NINJA chooses a random frequency in the current scanlist.</w:t>
       </w:r>
     </w:p>
     <w:p>
@@ -4824,78 +4320,14 @@
           <w:rFonts w:ascii="Arial" w:eastAsia="Times New Roman" w:hAnsi="Arial" w:cs="Arial"/>
           <w:lang w:val="en-US"/>
         </w:rPr>
-        <w:t xml:space="preserve">AUTO </w:t>
-      </w:r>
-      <w:proofErr w:type="gramStart"/>
-      <w:r>
-        <w:rPr>
-          <w:rFonts w:ascii="Arial" w:eastAsia="Times New Roman" w:hAnsi="Arial" w:cs="Arial"/>
-          <w:lang w:val="en-US"/>
-        </w:rPr>
-        <w:t>ROGER</w:t>
+        <w:t>AUTO ROGER</w:t>
       </w:r>
       <w:r>
         <w:rPr>
           <w:rFonts w:ascii="Arial" w:hAnsi="Arial" w:cs="Arial"/>
           <w:lang w:val="en-US"/>
         </w:rPr>
-        <w:t xml:space="preserve"> :Choose</w:t>
-      </w:r>
-      <w:proofErr w:type="gramEnd"/>
-      <w:r>
-        <w:rPr>
-          <w:rFonts w:ascii="Arial" w:hAnsi="Arial" w:cs="Arial"/>
-          <w:lang w:val="en-US"/>
-        </w:rPr>
-        <w:t xml:space="preserve"> your Roger in </w:t>
-      </w:r>
-      <w:proofErr w:type="spellStart"/>
-      <w:r>
-        <w:rPr>
-          <w:rFonts w:ascii="Arial" w:hAnsi="Arial" w:cs="Arial"/>
-          <w:lang w:val="en-US"/>
-        </w:rPr>
-        <w:t>vfo</w:t>
-      </w:r>
-      <w:proofErr w:type="spellEnd"/>
-      <w:r>
-        <w:rPr>
-          <w:rFonts w:ascii="Arial" w:hAnsi="Arial" w:cs="Arial"/>
-          <w:lang w:val="en-US"/>
-        </w:rPr>
-        <w:t xml:space="preserve"> menu, select a frequency or a channel in </w:t>
-      </w:r>
-      <w:proofErr w:type="spellStart"/>
-      <w:r>
-        <w:rPr>
-          <w:rFonts w:ascii="Arial" w:hAnsi="Arial" w:cs="Arial"/>
-          <w:lang w:val="en-US"/>
-        </w:rPr>
-        <w:t>vfo</w:t>
-      </w:r>
-      <w:proofErr w:type="spellEnd"/>
-      <w:r>
-        <w:rPr>
-          <w:rFonts w:ascii="Arial" w:hAnsi="Arial" w:cs="Arial"/>
-          <w:lang w:val="en-US"/>
-        </w:rPr>
-        <w:t xml:space="preserve">, in spectrum select </w:t>
-      </w:r>
-      <w:proofErr w:type="spellStart"/>
-      <w:r>
-        <w:rPr>
-          <w:rFonts w:ascii="Arial" w:hAnsi="Arial" w:cs="Arial"/>
-          <w:lang w:val="en-US"/>
-        </w:rPr>
-        <w:t>ptt</w:t>
-      </w:r>
-      <w:proofErr w:type="spellEnd"/>
-      <w:r>
-        <w:rPr>
-          <w:rFonts w:ascii="Arial" w:hAnsi="Arial" w:cs="Arial"/>
-          <w:lang w:val="en-US"/>
-        </w:rPr>
-        <w:t xml:space="preserve"> auto Roger in the menu, it will send a Roger beep every duration you select.</w:t>
+        <w:t xml:space="preserve"> :Choose your Roger in vfo menu, select a frequency or a channel in vfo, in spectrum select ptt auto Roger in the menu, it will send a Roger beep every duration you select.</w:t>
       </w:r>
     </w:p>
     <w:p>
@@ -5222,25 +4654,7 @@
           <w:color w:val="000000"/>
           <w:lang w:val="en-US"/>
         </w:rPr>
-        <w:t xml:space="preserve"> – Quartz filter (XTAL) operating mode. Filtering (reduces </w:t>
-      </w:r>
-      <w:proofErr w:type="gramStart"/>
-      <w:r>
-        <w:rPr>
-          <w:rFonts w:ascii="Arial" w:eastAsia="Times New Roman" w:hAnsi="Arial" w:cs="Times New Roman"/>
-          <w:color w:val="000000"/>
-          <w:lang w:val="en-US"/>
-        </w:rPr>
-        <w:t>noise, but</w:t>
-      </w:r>
-      <w:proofErr w:type="gramEnd"/>
-      <w:r>
-        <w:rPr>
-          <w:rFonts w:ascii="Arial" w:eastAsia="Times New Roman" w:hAnsi="Arial" w:cs="Times New Roman"/>
-          <w:color w:val="000000"/>
-          <w:lang w:val="en-US"/>
-        </w:rPr>
-        <w:t xml:space="preserve"> can distort).</w:t>
+        <w:t xml:space="preserve"> – Quartz filter (XTAL) operating mode. Filtering (reduces noise, but can distort).</w:t>
       </w:r>
     </w:p>
     <w:p>
@@ -5268,25 +4682,7 @@
           <w:color w:val="000000"/>
           <w:lang w:val="en-US"/>
         </w:rPr>
-        <w:t xml:space="preserve"> – Disable </w:t>
-      </w:r>
-      <w:proofErr w:type="spellStart"/>
-      <w:r>
-        <w:rPr>
-          <w:rFonts w:ascii="Arial" w:eastAsia="Times New Roman" w:hAnsi="Arial" w:cs="Times New Roman"/>
-          <w:color w:val="000000"/>
-          <w:lang w:val="en-US"/>
-        </w:rPr>
-        <w:t>demphasis</w:t>
-      </w:r>
-      <w:proofErr w:type="spellEnd"/>
-      <w:r>
-        <w:rPr>
-          <w:rFonts w:ascii="Arial" w:eastAsia="Times New Roman" w:hAnsi="Arial" w:cs="Times New Roman"/>
-          <w:color w:val="000000"/>
-          <w:lang w:val="en-US"/>
-        </w:rPr>
-        <w:t xml:space="preserve"> (pre-distortion correction) during reception.</w:t>
+        <w:t xml:space="preserve"> – Disable demphasis (pre-distortion correction) during reception.</w:t>
       </w:r>
     </w:p>
     <w:p>
@@ -5398,25 +4794,7 @@
           <w:color w:val="000000"/>
           <w:lang w:val="en-US"/>
         </w:rPr>
-        <w:t xml:space="preserve"> – Compression level 0 </w:t>
-      </w:r>
-      <w:proofErr w:type="spellStart"/>
-      <w:r>
-        <w:rPr>
-          <w:rFonts w:ascii="Arial" w:eastAsia="Times New Roman" w:hAnsi="Arial" w:cs="Times New Roman"/>
-          <w:color w:val="000000"/>
-          <w:lang w:val="en-US"/>
-        </w:rPr>
-        <w:t>db</w:t>
-      </w:r>
-      <w:proofErr w:type="spellEnd"/>
-      <w:r>
-        <w:rPr>
-          <w:rFonts w:ascii="Arial" w:eastAsia="Times New Roman" w:hAnsi="Arial" w:cs="Times New Roman"/>
-          <w:color w:val="000000"/>
-          <w:lang w:val="en-US"/>
-        </w:rPr>
-        <w:t xml:space="preserve"> during transmission – the compression start point.</w:t>
+        <w:t xml:space="preserve"> – Compression level 0 db during transmission – the compression start point.</w:t>
       </w:r>
     </w:p>
     <w:p>
@@ -5668,35 +5046,15 @@
           <w:color w:val="000000"/>
           <w:lang w:val="en-US"/>
         </w:rPr>
-        <w:t xml:space="preserve">=&gt; </w:t>
-      </w:r>
-      <w:proofErr w:type="gramStart"/>
-      <w:r>
-        <w:rPr>
-          <w:rFonts w:ascii="Arial" w:eastAsia="Times New Roman" w:hAnsi="Arial" w:cs="Times New Roman"/>
-          <w:b/>
-          <w:bCs/>
-          <w:color w:val="000000"/>
-          <w:lang w:val="en-US"/>
-        </w:rPr>
-        <w:t xml:space="preserve">buttons </w:t>
-      </w:r>
-      <w:r>
-        <w:rPr>
-          <w:rFonts w:ascii="Arial" w:eastAsia="Times New Roman" w:hAnsi="Arial" w:cs="Times New Roman"/>
-          <w:color w:val="000000"/>
-          <w:lang w:val="en-US"/>
-        </w:rPr>
-        <w:t xml:space="preserve"> to</w:t>
-      </w:r>
-      <w:proofErr w:type="gramEnd"/>
-      <w:r>
-        <w:rPr>
-          <w:rFonts w:ascii="Arial" w:eastAsia="Times New Roman" w:hAnsi="Arial" w:cs="Times New Roman"/>
-          <w:color w:val="000000"/>
-          <w:lang w:val="en-US"/>
-        </w:rPr>
-        <w:t xml:space="preserve"> search for the nearest available broadcasting frequency in automatic mode.  The </w:t>
+        <w:t xml:space="preserve">=&gt; buttons </w:t>
+      </w:r>
+      <w:r>
+        <w:rPr>
+          <w:rFonts w:ascii="Arial" w:eastAsia="Times New Roman" w:hAnsi="Arial" w:cs="Times New Roman"/>
+          <w:color w:val="000000"/>
+          <w:lang w:val="en-US"/>
+        </w:rPr>
+        <w:t xml:space="preserve"> to search for the nearest available broadcasting frequency in automatic mode.  The </w:t>
       </w:r>
       <w:r>
         <w:rPr>
@@ -5714,25 +5072,7 @@
           <w:color w:val="000000"/>
           <w:lang w:val="en-US"/>
         </w:rPr>
-        <w:t xml:space="preserve"> </w:t>
-      </w:r>
-      <w:proofErr w:type="gramStart"/>
-      <w:r>
-        <w:rPr>
-          <w:rFonts w:ascii="Arial" w:eastAsia="Times New Roman" w:hAnsi="Arial" w:cs="Times New Roman"/>
-          <w:color w:val="000000"/>
-          <w:lang w:val="en-US"/>
-        </w:rPr>
-        <w:t>button  will</w:t>
-      </w:r>
-      <w:proofErr w:type="gramEnd"/>
-      <w:r>
-        <w:rPr>
-          <w:rFonts w:ascii="Arial" w:eastAsia="Times New Roman" w:hAnsi="Arial" w:cs="Times New Roman"/>
-          <w:color w:val="000000"/>
-          <w:lang w:val="en-US"/>
-        </w:rPr>
-        <w:t xml:space="preserve"> change the </w:t>
+        <w:t xml:space="preserve"> button  will change the </w:t>
       </w:r>
       <w:r>
         <w:rPr>
@@ -6026,25 +5366,7 @@
                 <w:color w:val="000000"/>
                 <w:lang w:val="en-US"/>
               </w:rPr>
-              <w:t xml:space="preserve">The frequency step (in kHz), UP and Down buttons change the frequency to this value, and you can only set the frequency to half of this value. For CB - 5/10 kHz; </w:t>
-            </w:r>
-            <w:proofErr w:type="spellStart"/>
-            <w:r>
-              <w:rPr>
-                <w:rFonts w:ascii="Arial" w:eastAsia="Times New Roman" w:hAnsi="Arial" w:cs="Times New Roman"/>
-                <w:color w:val="000000"/>
-                <w:lang w:val="en-US"/>
-              </w:rPr>
-              <w:t>SatCom</w:t>
-            </w:r>
-            <w:proofErr w:type="spellEnd"/>
-            <w:r>
-              <w:rPr>
-                <w:rFonts w:ascii="Arial" w:eastAsia="Times New Roman" w:hAnsi="Arial" w:cs="Times New Roman"/>
-                <w:color w:val="000000"/>
-                <w:lang w:val="en-US"/>
-              </w:rPr>
-              <w:t>, Avia - 5/25 kHz; The rest is 6.25/12.5 kHz.</w:t>
+              <w:t>The frequency step (in kHz), UP and Down buttons change the frequency to this value, and you can only set the frequency to half of this value. For CB - 5/10 kHz; SatCom, Avia - 5/25 kHz; The rest is 6.25/12.5 kHz.</w:t>
             </w:r>
           </w:p>
         </w:tc>
@@ -6396,25 +5718,7 @@
                 <w:color w:val="000000"/>
                 <w:lang w:val="en-US"/>
               </w:rPr>
-              <w:t>Sets how the high and low frequencies are used on the screen (MAIN ONLY - Always transmits and listens on the main frequency (MO), DUAL RX RESPOND - Listens to both frequencies, if the signal is received on the secondary frequency, it is fixed on it for a couple of seconds so that you can answer the call (DWR), CROSS BAND - always transmits on the primary frequency and listens on the secondary frequency (XB</w:t>
-            </w:r>
-            <w:proofErr w:type="gramStart"/>
-            <w:r>
-              <w:rPr>
-                <w:rFonts w:ascii="Arial" w:eastAsia="Times New Roman" w:hAnsi="Arial" w:cs="Times New Roman"/>
-                <w:color w:val="000000"/>
-                <w:lang w:val="en-US"/>
-              </w:rPr>
-              <w:t>),  MAIN</w:t>
-            </w:r>
-            <w:proofErr w:type="gramEnd"/>
-            <w:r>
-              <w:rPr>
-                <w:rFonts w:ascii="Arial" w:eastAsia="Times New Roman" w:hAnsi="Arial" w:cs="Times New Roman"/>
-                <w:color w:val="000000"/>
-                <w:lang w:val="en-US"/>
-              </w:rPr>
-              <w:t xml:space="preserve"> TX DUAL RX - always transmits to the main, listens to both (DW).</w:t>
+              <w:t>Sets how the high and low frequencies are used on the screen (MAIN ONLY - Always transmits and listens on the main frequency (MO), DUAL RX RESPOND - Listens to both frequencies, if the signal is received on the secondary frequency, it is fixed on it for a couple of seconds so that you can answer the call (DWR), CROSS BAND - always transmits on the primary frequency and listens on the secondary frequency (XB),  MAIN TX DUAL RX - always transmits to the main, listens to both (DW).</w:t>
             </w:r>
           </w:p>
         </w:tc>
@@ -7233,25 +6537,7 @@
                 <w:color w:val="000000"/>
                 <w:lang w:val="en-US"/>
               </w:rPr>
-              <w:t xml:space="preserve">The bandwidth </w:t>
-            </w:r>
-            <w:proofErr w:type="gramStart"/>
-            <w:r>
-              <w:rPr>
-                <w:rFonts w:ascii="Arial" w:eastAsia="Times New Roman" w:hAnsi="Arial" w:cs="Times New Roman"/>
-                <w:color w:val="000000"/>
-                <w:lang w:val="en-US"/>
-              </w:rPr>
-              <w:t>used</w:t>
-            </w:r>
-            <w:proofErr w:type="gramEnd"/>
-            <w:r>
-              <w:rPr>
-                <w:rFonts w:ascii="Arial" w:eastAsia="Times New Roman" w:hAnsi="Arial" w:cs="Times New Roman"/>
-                <w:color w:val="000000"/>
-                <w:lang w:val="en-US"/>
-              </w:rPr>
-              <w:t xml:space="preserve"> by the transceiver (WIDE (25 kHz), NARROW (12.5 kHz).</w:t>
+              <w:t>The bandwidth used by the transceiver (WIDE (25 kHz), NARROW (12.5 kHz).</w:t>
             </w:r>
           </w:p>
         </w:tc>
@@ -7375,7 +6661,7 @@
       </w:tr>
       <w:tr>
         <w:trPr>
-          <w:trHeight w:val="1290"/>
+          <w:trHeight w:val="300"/>
         </w:trPr>
         <w:tc>
           <w:tcPr>
@@ -7438,6 +6724,7 @@
                 <w:b/>
                 <w:bCs/>
                 <w:color w:val="000000"/>
+                <w:lang w:val="fr-FR"/>
               </w:rPr>
             </w:pPr>
             <w:r>
@@ -7446,6 +6733,259 @@
                 <w:b/>
                 <w:bCs/>
                 <w:color w:val="000000"/>
+                <w:lang w:val="fr-FR"/>
+              </w:rPr>
+              <w:t>Scramb</w:t>
+            </w:r>
+          </w:p>
+        </w:tc>
+        <w:tc>
+          <w:tcPr>
+            <w:tcW w:w="7470" w:type="dxa"/>
+            <w:tcBorders>
+              <w:top w:val="single" w:sz="2" w:space="0" w:color="000000"/>
+              <w:left w:val="single" w:sz="2" w:space="0" w:color="000000"/>
+              <w:bottom w:val="single" w:sz="2" w:space="0" w:color="000000"/>
+              <w:right w:val="single" w:sz="2" w:space="0" w:color="000000"/>
+            </w:tcBorders>
+            <w:shd w:val="clear" w:color="auto" w:fill="FFFFFF"/>
+            <w:tcMar>
+              <w:top w:w="0" w:type="dxa"/>
+              <w:left w:w="108" w:type="dxa"/>
+              <w:bottom w:w="0" w:type="dxa"/>
+              <w:right w:w="108" w:type="dxa"/>
+            </w:tcMar>
+          </w:tcPr>
+          <w:p>
+            <w:pPr>
+              <w:pStyle w:val="Standard"/>
+              <w:autoSpaceDE w:val="0"/>
+              <w:jc w:val="both"/>
+              <w:rPr>
+                <w:rFonts w:ascii="Arial" w:eastAsia="Times New Roman" w:hAnsi="Arial" w:cs="Times New Roman"/>
+                <w:color w:val="000000"/>
+                <w:lang w:val="en-US"/>
+              </w:rPr>
+            </w:pPr>
+            <w:r>
+              <w:rPr>
+                <w:rFonts w:ascii="Arial" w:eastAsia="Times New Roman" w:hAnsi="Arial" w:cs="Times New Roman"/>
+                <w:color w:val="000000"/>
+                <w:lang w:val="en-US"/>
+              </w:rPr>
+              <w:t xml:space="preserve">Selects </w:t>
+            </w:r>
+            <w:r>
+              <w:rPr>
+                <w:rFonts w:ascii="Arial" w:eastAsia="Times New Roman" w:hAnsi="Arial" w:cs="Times New Roman"/>
+                <w:color w:val="000000"/>
+                <w:lang w:val="fr-FR"/>
+              </w:rPr>
+              <w:t>S</w:t>
+            </w:r>
+            <w:r>
+              <w:rPr>
+                <w:rFonts w:ascii="Arial" w:eastAsia="Times New Roman" w:hAnsi="Arial" w:cs="Times New Roman"/>
+                <w:color w:val="000000"/>
+                <w:lang w:val="fr-FR"/>
+              </w:rPr>
+              <w:t>crambling type</w:t>
+            </w:r>
+          </w:p>
+        </w:tc>
+      </w:tr>
+      <w:tr>
+        <w:trPr>
+          <w:trHeight w:val="300"/>
+        </w:trPr>
+        <w:tc>
+          <w:tcPr>
+            <w:tcW w:w="960" w:type="dxa"/>
+            <w:tcBorders>
+              <w:top w:val="single" w:sz="2" w:space="0" w:color="000000"/>
+              <w:left w:val="single" w:sz="2" w:space="0" w:color="000000"/>
+              <w:bottom w:val="single" w:sz="2" w:space="0" w:color="000000"/>
+              <w:right w:val="single" w:sz="2" w:space="0" w:color="000000"/>
+            </w:tcBorders>
+            <w:shd w:val="clear" w:color="auto" w:fill="FFFFFF"/>
+            <w:tcMar>
+              <w:top w:w="0" w:type="dxa"/>
+              <w:left w:w="108" w:type="dxa"/>
+              <w:bottom w:w="0" w:type="dxa"/>
+              <w:right w:w="108" w:type="dxa"/>
+            </w:tcMar>
+          </w:tcPr>
+          <w:p>
+            <w:pPr>
+              <w:pStyle w:val="Standard"/>
+              <w:numPr>
+                <w:ilvl w:val="0"/>
+                <w:numId w:val="9"/>
+              </w:numPr>
+              <w:autoSpaceDE w:val="0"/>
+              <w:jc w:val="center"/>
+              <w:rPr>
+                <w:rFonts w:ascii="Arial" w:eastAsia="Times New Roman" w:hAnsi="Arial" w:cs="Times New Roman"/>
+                <w:color w:val="000000"/>
+                <w:lang w:val="en-US"/>
+              </w:rPr>
+            </w:pPr>
+          </w:p>
+        </w:tc>
+        <w:tc>
+          <w:tcPr>
+            <w:tcW w:w="1215" w:type="dxa"/>
+            <w:tcBorders>
+              <w:top w:val="single" w:sz="2" w:space="0" w:color="000000"/>
+              <w:left w:val="single" w:sz="2" w:space="0" w:color="000000"/>
+              <w:bottom w:val="single" w:sz="2" w:space="0" w:color="000000"/>
+              <w:right w:val="single" w:sz="2" w:space="0" w:color="000000"/>
+            </w:tcBorders>
+            <w:shd w:val="clear" w:color="auto" w:fill="FFFFFF"/>
+            <w:tcMar>
+              <w:top w:w="0" w:type="dxa"/>
+              <w:left w:w="108" w:type="dxa"/>
+              <w:bottom w:w="0" w:type="dxa"/>
+              <w:right w:w="108" w:type="dxa"/>
+            </w:tcMar>
+          </w:tcPr>
+          <w:p>
+            <w:pPr>
+              <w:pStyle w:val="Standard"/>
+              <w:autoSpaceDE w:val="0"/>
+              <w:jc w:val="center"/>
+              <w:rPr>
+                <w:rFonts w:ascii="Arial" w:eastAsia="Times New Roman" w:hAnsi="Arial" w:cs="Times New Roman"/>
+                <w:b/>
+                <w:bCs/>
+                <w:color w:val="000000"/>
+                <w:lang w:val="fr-FR"/>
+              </w:rPr>
+            </w:pPr>
+            <w:r>
+              <w:rPr>
+                <w:rFonts w:ascii="Arial" w:eastAsia="Times New Roman" w:hAnsi="Arial" w:cs="Times New Roman"/>
+                <w:b/>
+                <w:bCs/>
+                <w:color w:val="000000"/>
+                <w:lang w:val="fr-FR"/>
+              </w:rPr>
+              <w:t>Scraen</w:t>
+            </w:r>
+          </w:p>
+        </w:tc>
+        <w:tc>
+          <w:tcPr>
+            <w:tcW w:w="7470" w:type="dxa"/>
+            <w:tcBorders>
+              <w:top w:val="single" w:sz="2" w:space="0" w:color="000000"/>
+              <w:left w:val="single" w:sz="2" w:space="0" w:color="000000"/>
+              <w:bottom w:val="single" w:sz="2" w:space="0" w:color="000000"/>
+              <w:right w:val="single" w:sz="2" w:space="0" w:color="000000"/>
+            </w:tcBorders>
+            <w:shd w:val="clear" w:color="auto" w:fill="FFFFFF"/>
+            <w:tcMar>
+              <w:top w:w="0" w:type="dxa"/>
+              <w:left w:w="108" w:type="dxa"/>
+              <w:bottom w:w="0" w:type="dxa"/>
+              <w:right w:w="108" w:type="dxa"/>
+            </w:tcMar>
+          </w:tcPr>
+          <w:p>
+            <w:pPr>
+              <w:pStyle w:val="Standard"/>
+              <w:autoSpaceDE w:val="0"/>
+              <w:jc w:val="both"/>
+              <w:rPr>
+                <w:rFonts w:ascii="Arial" w:eastAsia="Times New Roman" w:hAnsi="Arial" w:cs="Times New Roman"/>
+                <w:color w:val="000000"/>
+                <w:lang w:val="en-US"/>
+              </w:rPr>
+            </w:pPr>
+            <w:r>
+              <w:rPr>
+                <w:rFonts w:ascii="Arial" w:eastAsia="Times New Roman" w:hAnsi="Arial" w:cs="Times New Roman"/>
+                <w:color w:val="000000"/>
+                <w:lang w:val="en-US"/>
+              </w:rPr>
+              <w:t>Enables Scrambler</w:t>
+            </w:r>
+          </w:p>
+        </w:tc>
+      </w:tr>
+      <w:tr>
+        <w:trPr>
+          <w:trHeight w:val="1290"/>
+        </w:trPr>
+        <w:tc>
+          <w:tcPr>
+            <w:tcW w:w="960" w:type="dxa"/>
+            <w:tcBorders>
+              <w:top w:val="single" w:sz="2" w:space="0" w:color="000000"/>
+              <w:left w:val="single" w:sz="2" w:space="0" w:color="000000"/>
+              <w:bottom w:val="single" w:sz="2" w:space="0" w:color="000000"/>
+              <w:right w:val="single" w:sz="2" w:space="0" w:color="000000"/>
+            </w:tcBorders>
+            <w:shd w:val="clear" w:color="auto" w:fill="FFFFFF"/>
+            <w:tcMar>
+              <w:top w:w="0" w:type="dxa"/>
+              <w:left w:w="108" w:type="dxa"/>
+              <w:bottom w:w="0" w:type="dxa"/>
+              <w:right w:w="108" w:type="dxa"/>
+            </w:tcMar>
+          </w:tcPr>
+          <w:p>
+            <w:pPr>
+              <w:pStyle w:val="Standard"/>
+              <w:numPr>
+                <w:ilvl w:val="0"/>
+                <w:numId w:val="9"/>
+              </w:numPr>
+              <w:autoSpaceDE w:val="0"/>
+              <w:jc w:val="center"/>
+              <w:rPr>
+                <w:rFonts w:ascii="Arial" w:eastAsia="Times New Roman" w:hAnsi="Arial" w:cs="Times New Roman"/>
+                <w:color w:val="000000"/>
+                <w:lang w:val="en-US"/>
+              </w:rPr>
+            </w:pPr>
+          </w:p>
+        </w:tc>
+        <w:tc>
+          <w:tcPr>
+            <w:tcW w:w="1215" w:type="dxa"/>
+            <w:tcBorders>
+              <w:top w:val="single" w:sz="2" w:space="0" w:color="000000"/>
+              <w:left w:val="single" w:sz="2" w:space="0" w:color="000000"/>
+              <w:bottom w:val="single" w:sz="2" w:space="0" w:color="000000"/>
+              <w:right w:val="single" w:sz="2" w:space="0" w:color="000000"/>
+            </w:tcBorders>
+            <w:shd w:val="clear" w:color="auto" w:fill="FFFFFF"/>
+            <w:tcMar>
+              <w:top w:w="0" w:type="dxa"/>
+              <w:left w:w="108" w:type="dxa"/>
+              <w:bottom w:w="0" w:type="dxa"/>
+              <w:right w:w="108" w:type="dxa"/>
+            </w:tcMar>
+          </w:tcPr>
+          <w:p>
+            <w:pPr>
+              <w:pStyle w:val="Standard"/>
+              <w:autoSpaceDE w:val="0"/>
+              <w:jc w:val="center"/>
+              <w:rPr>
+                <w:rFonts w:ascii="Arial" w:eastAsia="Times New Roman" w:hAnsi="Arial" w:cs="Times New Roman"/>
+                <w:b/>
+                <w:bCs/>
+                <w:color w:val="000000"/>
+              </w:rPr>
+            </w:pPr>
+            <w:r>
+              <w:rPr>
+                <w:rFonts w:ascii="Arial" w:eastAsia="Times New Roman" w:hAnsi="Arial" w:cs="Times New Roman"/>
+                <w:b/>
+                <w:bCs/>
+                <w:color w:val="000000"/>
               </w:rPr>
               <w:t>Compnd</w:t>
             </w:r>
@@ -7477,59 +7017,13 @@
                 <w:lang w:val="en-US"/>
               </w:rPr>
             </w:pPr>
-            <w:proofErr w:type="spellStart"/>
             <w:r>
               <w:rPr>
                 <w:rFonts w:ascii="Arial" w:eastAsia="Times New Roman" w:hAnsi="Arial" w:cs="Times New Roman"/>
                 <w:color w:val="000000"/>
                 <w:lang w:val="en-US"/>
               </w:rPr>
-              <w:t>Compander</w:t>
-            </w:r>
-            <w:proofErr w:type="spellEnd"/>
-            <w:r>
-              <w:rPr>
-                <w:rFonts w:ascii="Arial" w:eastAsia="Times New Roman" w:hAnsi="Arial" w:cs="Times New Roman"/>
-                <w:color w:val="000000"/>
-                <w:lang w:val="en-US"/>
-              </w:rPr>
-              <w:t xml:space="preserve"> - Soft audio filter for clearer sound. Amplifies the received desired signal even when the signal is weak at </w:t>
-            </w:r>
-            <w:proofErr w:type="gramStart"/>
-            <w:r>
-              <w:rPr>
-                <w:rFonts w:ascii="Arial" w:eastAsia="Times New Roman" w:hAnsi="Arial" w:cs="Times New Roman"/>
-                <w:color w:val="000000"/>
-                <w:lang w:val="en-US"/>
-              </w:rPr>
-              <w:t>the transmitting</w:t>
-            </w:r>
-            <w:proofErr w:type="gramEnd"/>
-            <w:r>
-              <w:rPr>
-                <w:rFonts w:ascii="Arial" w:eastAsia="Times New Roman" w:hAnsi="Arial" w:cs="Times New Roman"/>
-                <w:color w:val="000000"/>
-                <w:lang w:val="en-US"/>
-              </w:rPr>
-              <w:t xml:space="preserve"> microphone, improving the signal-to-noise ratio. To work, it must be turned on </w:t>
-            </w:r>
-            <w:proofErr w:type="spellStart"/>
-            <w:r>
-              <w:rPr>
-                <w:rFonts w:ascii="Arial" w:eastAsia="Times New Roman" w:hAnsi="Arial" w:cs="Times New Roman"/>
-                <w:color w:val="000000"/>
-                <w:lang w:val="en-US"/>
-              </w:rPr>
-              <w:t>on</w:t>
-            </w:r>
-            <w:proofErr w:type="spellEnd"/>
-            <w:r>
-              <w:rPr>
-                <w:rFonts w:ascii="Arial" w:eastAsia="Times New Roman" w:hAnsi="Arial" w:cs="Times New Roman"/>
-                <w:color w:val="000000"/>
-                <w:lang w:val="en-US"/>
-              </w:rPr>
-              <w:t xml:space="preserve"> both walkie-talkies.</w:t>
+              <w:t>Compander - Soft audio filter for clearer sound. Amplifies the received desired signal even when the signal is weak at the transmitting microphone, improving the signal-to-noise ratio. To work, it must be turned on on both walkie-talkies.</w:t>
             </w:r>
           </w:p>
         </w:tc>
@@ -7757,23 +7251,13 @@
                 <w:lang w:val="en-US"/>
               </w:rPr>
             </w:pPr>
-            <w:proofErr w:type="gramStart"/>
             <w:r>
               <w:rPr>
                 <w:rFonts w:ascii="Arial" w:eastAsia="Times New Roman" w:hAnsi="Arial" w:cs="Times New Roman"/>
                 <w:color w:val="000000"/>
                 <w:lang w:val="en-US"/>
               </w:rPr>
-              <w:t>Noise suppressor,</w:t>
-            </w:r>
-            <w:proofErr w:type="gramEnd"/>
-            <w:r>
-              <w:rPr>
-                <w:rFonts w:ascii="Arial" w:eastAsia="Times New Roman" w:hAnsi="Arial" w:cs="Times New Roman"/>
-                <w:color w:val="000000"/>
-                <w:lang w:val="en-US"/>
-              </w:rPr>
-              <w:t xml:space="preserve"> eliminates noise at the end of the transmission. When PTT is released, a short 55Hz tone is emitted, signaling to other transceivers to mute</w:t>
+              <w:t>Noise suppressor, eliminates noise at the end of the transmission. When PTT is released, a short 55Hz tone is emitted, signaling to other transceivers to mute</w:t>
             </w:r>
           </w:p>
         </w:tc>
@@ -7963,7 +7447,6 @@
                 <w:lang w:val="fr-FR"/>
               </w:rPr>
             </w:pPr>
-            <w:proofErr w:type="spellStart"/>
             <w:r>
               <w:rPr>
                 <w:rFonts w:ascii="Arial" w:eastAsia="Times New Roman" w:hAnsi="Arial" w:cs="Times New Roman"/>
@@ -7974,7 +7457,6 @@
               </w:rPr>
               <w:t>ChSave</w:t>
             </w:r>
-            <w:proofErr w:type="spellEnd"/>
           </w:p>
         </w:tc>
         <w:tc>
@@ -8084,7 +7566,6 @@
                 <w:lang w:val="fr-FR"/>
               </w:rPr>
             </w:pPr>
-            <w:proofErr w:type="spellStart"/>
             <w:r>
               <w:rPr>
                 <w:rFonts w:ascii="Arial" w:eastAsia="Times New Roman" w:hAnsi="Arial" w:cs="Times New Roman"/>
@@ -8095,7 +7576,6 @@
               </w:rPr>
               <w:t>ChDele</w:t>
             </w:r>
-            <w:proofErr w:type="spellEnd"/>
           </w:p>
         </w:tc>
         <w:tc>
@@ -9531,25 +9011,7 @@
                 <w:color w:val="000000"/>
                 <w:lang w:val="en-US"/>
               </w:rPr>
-              <w:t xml:space="preserve">Enable/disable the display of a message when turned on (Power </w:t>
-            </w:r>
-            <w:proofErr w:type="gramStart"/>
-            <w:r>
-              <w:rPr>
-                <w:rFonts w:ascii="Arial" w:eastAsia="Times New Roman" w:hAnsi="Arial" w:cs="Times New Roman"/>
-                <w:color w:val="000000"/>
-                <w:lang w:val="en-US"/>
-              </w:rPr>
-              <w:t>On</w:t>
-            </w:r>
-            <w:proofErr w:type="gramEnd"/>
-            <w:r>
-              <w:rPr>
-                <w:rFonts w:ascii="Arial" w:eastAsia="Times New Roman" w:hAnsi="Arial" w:cs="Times New Roman"/>
-                <w:color w:val="000000"/>
-                <w:lang w:val="en-US"/>
-              </w:rPr>
-              <w:t xml:space="preserve"> Message).</w:t>
+              <w:t>Enable/disable the display of a message when turned on (Power On Message).</w:t>
             </w:r>
           </w:p>
         </w:tc>
@@ -11260,23 +10722,7 @@
           <w:rFonts w:ascii="Arial" w:hAnsi="Arial"/>
           <w:lang w:val="en-US"/>
         </w:rPr>
-        <w:t xml:space="preserve">RS232 version uses the </w:t>
-      </w:r>
-      <w:proofErr w:type="spellStart"/>
-      <w:r>
-        <w:rPr>
-          <w:rFonts w:ascii="Arial" w:hAnsi="Arial"/>
-          <w:lang w:val="en-US"/>
-        </w:rPr>
-        <w:t>kenwood</w:t>
-      </w:r>
-      <w:proofErr w:type="spellEnd"/>
-      <w:r>
-        <w:rPr>
-          <w:rFonts w:ascii="Arial" w:hAnsi="Arial"/>
-          <w:lang w:val="en-US"/>
-        </w:rPr>
-        <w:t xml:space="preserve"> cable and has 200 history entries</w:t>
+        <w:t>RS232 version uses the kenwood cable and has 200 history entries</w:t>
       </w:r>
     </w:p>
     <w:p>
@@ -11516,24 +10962,15 @@
           <w:rFonts w:ascii="Arial" w:hAnsi="Arial"/>
           <w:lang w:val="en-US"/>
         </w:rPr>
-        <w:t xml:space="preserve">after </w:t>
-      </w:r>
-      <w:proofErr w:type="gramStart"/>
+        <w:t xml:space="preserve">after that </w:t>
+      </w:r>
       <w:r>
         <w:rPr>
           <w:rFonts w:ascii="Arial" w:hAnsi="Arial"/>
           <w:lang w:val="en-US"/>
         </w:rPr>
-        <w:t xml:space="preserve">that </w:t>
-      </w:r>
-      <w:r>
-        <w:rPr>
-          <w:rFonts w:ascii="Arial" w:hAnsi="Arial"/>
-          <w:lang w:val="en-US"/>
-        </w:rPr>
         <w:t>:</w:t>
       </w:r>
-      <w:proofErr w:type="gramEnd"/>
     </w:p>
     <w:p>
       <w:pPr>
@@ -11583,35 +11020,15 @@
           <w:color w:val="000000"/>
           <w:lang w:val="en-US"/>
         </w:rPr>
-        <w:t xml:space="preserve">Fn2 </w:t>
-      </w:r>
-      <w:proofErr w:type="gramStart"/>
-      <w:r>
-        <w:rPr>
-          <w:rFonts w:ascii="Arial" w:eastAsia="Times New Roman" w:hAnsi="Arial" w:cs="Times New Roman"/>
-          <w:b/>
-          <w:bCs/>
-          <w:color w:val="000000"/>
-          <w:lang w:val="en-US"/>
-        </w:rPr>
-        <w:t xml:space="preserve">buttons </w:t>
-      </w:r>
-      <w:r>
-        <w:rPr>
-          <w:rFonts w:ascii="Arial" w:eastAsia="Times New Roman" w:hAnsi="Arial" w:cs="Times New Roman"/>
-          <w:color w:val="000000"/>
-          <w:lang w:val="en-US"/>
-        </w:rPr>
-        <w:t xml:space="preserve"> ,</w:t>
-      </w:r>
-      <w:proofErr w:type="gramEnd"/>
-      <w:r>
-        <w:rPr>
-          <w:rFonts w:ascii="Arial" w:eastAsia="Times New Roman" w:hAnsi="Arial" w:cs="Times New Roman"/>
-          <w:color w:val="000000"/>
-          <w:lang w:val="en-US"/>
-        </w:rPr>
-        <w:t xml:space="preserve"> turn on the radio. A warning message will be displayed on the screen. hold the buttons for 4 seconds before resetting.</w:t>
+        <w:t xml:space="preserve">Fn2 buttons </w:t>
+      </w:r>
+      <w:r>
+        <w:rPr>
+          <w:rFonts w:ascii="Arial" w:eastAsia="Times New Roman" w:hAnsi="Arial" w:cs="Times New Roman"/>
+          <w:color w:val="000000"/>
+          <w:lang w:val="en-US"/>
+        </w:rPr>
+        <w:t xml:space="preserve"> , turn on the radio. A warning message will be displayed on the screen. hold the buttons for 4 seconds before resetting.</w:t>
       </w:r>
     </w:p>
     <w:p>
@@ -11737,23 +11154,7 @@
           <w:rFonts w:ascii="Arial" w:hAnsi="Arial"/>
           <w:lang w:val="en-US"/>
         </w:rPr>
-        <w:t xml:space="preserve">Select start </w:t>
-      </w:r>
-      <w:proofErr w:type="gramStart"/>
-      <w:r>
-        <w:rPr>
-          <w:rFonts w:ascii="Arial" w:hAnsi="Arial"/>
-          <w:lang w:val="en-US"/>
-        </w:rPr>
-        <w:t>frequency  and</w:t>
-      </w:r>
-      <w:proofErr w:type="gramEnd"/>
-      <w:r>
-        <w:rPr>
-          <w:rFonts w:ascii="Arial" w:hAnsi="Arial"/>
-          <w:lang w:val="en-US"/>
-        </w:rPr>
-        <w:t xml:space="preserve"> offset as stop frequency, step and modulation</w:t>
+        <w:t>Select start frequency  and offset as stop frequency, step and modulation</w:t>
       </w:r>
     </w:p>
     <w:p>
@@ -11999,47 +11400,11 @@
           </wp:anchor>
         </w:drawing>
       </w:r>
-      <w:proofErr w:type="spellStart"/>
-      <w:r>
-        <w:rPr>
-          <w:lang w:val="en-US"/>
-        </w:rPr>
-        <w:t>Scanlist</w:t>
-      </w:r>
-      <w:proofErr w:type="spellEnd"/>
-      <w:r>
-        <w:rPr>
-          <w:lang w:val="en-US"/>
-        </w:rPr>
-        <w:t xml:space="preserve"> </w:t>
-      </w:r>
-      <w:proofErr w:type="gramStart"/>
-      <w:r>
-        <w:rPr>
-          <w:lang w:val="en-US"/>
-        </w:rPr>
-        <w:t>Monitor setting</w:t>
-      </w:r>
-      <w:proofErr w:type="gramEnd"/>
-      <w:r>
-        <w:rPr>
-          <w:lang w:val="en-US"/>
-        </w:rPr>
-        <w:t xml:space="preserve"> Select up to 20ch to Monitor </w:t>
-      </w:r>
-      <w:proofErr w:type="spellStart"/>
-      <w:r>
-        <w:rPr>
-          <w:lang w:val="en-US"/>
-        </w:rPr>
-        <w:t>scanlist</w:t>
-      </w:r>
-      <w:proofErr w:type="spellEnd"/>
-      <w:r>
-        <w:rPr>
-          <w:lang w:val="en-US"/>
-        </w:rPr>
-        <w:t xml:space="preserve"> anywhere in the channels.</w:t>
+      <w:r>
+        <w:rPr>
+          <w:lang w:val="en-US"/>
+        </w:rPr>
+        <w:t>Scanlist Monitor setting Select up to 20ch to Monitor scanlist anywhere in the channels.</w:t>
       </w:r>
     </w:p>
     <w:p>
@@ -13707,7 +13072,6 @@
   <w:style w:type="character" w:default="1" w:styleId="Policepardfaut">
     <w:name w:val="Default Paragraph Font"/>
     <w:uiPriority w:val="1"/>
-    <w:semiHidden/>
     <w:unhideWhenUsed/>
   </w:style>
   <w:style w:type="table" w:default="1" w:styleId="TableauNormal">
